--- a/Neeraj_Singh_resume.docx
+++ b/Neeraj_Singh_resume.docx
@@ -1045,13 +1045,7 @@
         <w:rPr>
           <w:szCs w:val="22"/>
         </w:rPr>
-        <w:t xml:space="preserve"> Ltd.</w:t>
-      </w:r>
-      <w:r>
-        <w:rPr>
-          <w:szCs w:val="22"/>
-        </w:rPr>
-        <w:t xml:space="preserve">, Gurugram </w:t>
+        <w:t xml:space="preserve"> Ltd., Gurugram </w:t>
       </w:r>
       <w:r>
         <w:rPr>
@@ -1652,6 +1646,1657 @@
     </w:p>
     <w:p>
       <w:pPr>
+        <w:ind w:left="39"/>
+        <w:rPr>
+          <w:sz w:val="20"/>
+          <w:szCs w:val="22"/>
+        </w:rPr>
+      </w:pPr>
+    </w:p>
+    <w:p>
+      <w:pPr>
+        <w:ind w:left="39"/>
+        <w:rPr>
+          <w:b/>
+          <w:bCs/>
+          <w:sz w:val="20"/>
+          <w:szCs w:val="22"/>
+        </w:rPr>
+      </w:pPr>
+      <w:r>
+        <w:rPr>
+          <w:b/>
+          <w:bCs/>
+          <w:sz w:val="20"/>
+          <w:szCs w:val="22"/>
+        </w:rPr>
+        <w:t>PROJECT EXPERIENCE</w:t>
+      </w:r>
+    </w:p>
+    <w:p>
+      <w:pPr>
+        <w:ind w:left="39"/>
+        <w:rPr>
+          <w:b/>
+          <w:bCs/>
+          <w:sz w:val="20"/>
+          <w:szCs w:val="22"/>
+        </w:rPr>
+      </w:pPr>
+      <w:r>
+        <w:rPr>
+          <w:b/>
+          <w:bCs/>
+          <w:sz w:val="20"/>
+          <w:szCs w:val="22"/>
+        </w:rPr>
+        <w:t>1. Quick Prism – E-Commerce Platform (Mobile &amp; Web)</w:t>
+      </w:r>
+    </w:p>
+    <w:p>
+      <w:pPr>
+        <w:ind w:left="39"/>
+        <w:rPr>
+          <w:sz w:val="20"/>
+          <w:szCs w:val="22"/>
+        </w:rPr>
+      </w:pPr>
+      <w:r>
+        <w:rPr>
+          <w:b/>
+          <w:bCs/>
+          <w:sz w:val="20"/>
+          <w:szCs w:val="22"/>
+        </w:rPr>
+        <w:t>Role:</w:t>
+      </w:r>
+      <w:r>
+        <w:rPr>
+          <w:sz w:val="20"/>
+          <w:szCs w:val="22"/>
+        </w:rPr>
+        <w:t xml:space="preserve"> Project Lead – Manual &amp; Automation Testing</w:t>
+      </w:r>
+      <w:r>
+        <w:rPr>
+          <w:sz w:val="20"/>
+          <w:szCs w:val="22"/>
+        </w:rPr>
+        <w:br/>
+      </w:r>
+      <w:r>
+        <w:rPr>
+          <w:b/>
+          <w:bCs/>
+          <w:sz w:val="20"/>
+          <w:szCs w:val="22"/>
+        </w:rPr>
+        <w:t>Platforms:</w:t>
+      </w:r>
+      <w:r>
+        <w:rPr>
+          <w:sz w:val="20"/>
+          <w:szCs w:val="22"/>
+        </w:rPr>
+        <w:t xml:space="preserve"> Android, iOS, Web Application</w:t>
+      </w:r>
+    </w:p>
+    <w:p>
+      <w:pPr>
+        <w:numPr>
+          <w:ilvl w:val="0"/>
+          <w:numId w:val="3"/>
+        </w:numPr>
+        <w:rPr>
+          <w:sz w:val="20"/>
+          <w:szCs w:val="22"/>
+        </w:rPr>
+      </w:pPr>
+      <w:r>
+        <w:rPr>
+          <w:sz w:val="20"/>
+          <w:szCs w:val="22"/>
+        </w:rPr>
+        <w:t>Led end-to-end testing activities for a full-scale e-commerce application supporting mobile and web platforms.</w:t>
+      </w:r>
+    </w:p>
+    <w:p>
+      <w:pPr>
+        <w:numPr>
+          <w:ilvl w:val="0"/>
+          <w:numId w:val="3"/>
+        </w:numPr>
+        <w:rPr>
+          <w:sz w:val="20"/>
+          <w:szCs w:val="22"/>
+        </w:rPr>
+      </w:pPr>
+      <w:r>
+        <w:rPr>
+          <w:sz w:val="20"/>
+          <w:szCs w:val="22"/>
+        </w:rPr>
+        <w:t xml:space="preserve">Designed and executed </w:t>
+      </w:r>
+      <w:r>
+        <w:rPr>
+          <w:b/>
+          <w:bCs/>
+          <w:sz w:val="20"/>
+          <w:szCs w:val="22"/>
+        </w:rPr>
+        <w:t>manual test cases</w:t>
+      </w:r>
+      <w:r>
+        <w:rPr>
+          <w:sz w:val="20"/>
+          <w:szCs w:val="22"/>
+        </w:rPr>
+        <w:t xml:space="preserve"> covering product listing, search, cart, checkout, payment gateway, order tracking, and user profile modules.</w:t>
+      </w:r>
+    </w:p>
+    <w:p>
+      <w:pPr>
+        <w:numPr>
+          <w:ilvl w:val="0"/>
+          <w:numId w:val="3"/>
+        </w:numPr>
+        <w:rPr>
+          <w:sz w:val="20"/>
+          <w:szCs w:val="22"/>
+        </w:rPr>
+      </w:pPr>
+      <w:r>
+        <w:rPr>
+          <w:sz w:val="20"/>
+          <w:szCs w:val="22"/>
+        </w:rPr>
+        <w:lastRenderedPageBreak/>
+        <w:t xml:space="preserve">Developed and maintained </w:t>
+      </w:r>
+      <w:r>
+        <w:rPr>
+          <w:b/>
+          <w:bCs/>
+          <w:sz w:val="20"/>
+          <w:szCs w:val="22"/>
+        </w:rPr>
+        <w:t>automation test scripts</w:t>
+      </w:r>
+      <w:r>
+        <w:rPr>
+          <w:sz w:val="20"/>
+          <w:szCs w:val="22"/>
+        </w:rPr>
+        <w:t xml:space="preserve"> to ensure regression stability and faster release cycles.</w:t>
+      </w:r>
+    </w:p>
+    <w:p>
+      <w:pPr>
+        <w:numPr>
+          <w:ilvl w:val="0"/>
+          <w:numId w:val="3"/>
+        </w:numPr>
+        <w:rPr>
+          <w:sz w:val="20"/>
+          <w:szCs w:val="22"/>
+        </w:rPr>
+      </w:pPr>
+      <w:r>
+        <w:rPr>
+          <w:sz w:val="20"/>
+          <w:szCs w:val="22"/>
+        </w:rPr>
+        <w:t>Coordinated with developers, product owners, and stakeholders to clarify requirements and resolve defects.</w:t>
+      </w:r>
+    </w:p>
+    <w:p>
+      <w:pPr>
+        <w:numPr>
+          <w:ilvl w:val="0"/>
+          <w:numId w:val="3"/>
+        </w:numPr>
+        <w:rPr>
+          <w:sz w:val="20"/>
+          <w:szCs w:val="22"/>
+        </w:rPr>
+      </w:pPr>
+      <w:r>
+        <w:rPr>
+          <w:sz w:val="20"/>
+          <w:szCs w:val="22"/>
+        </w:rPr>
+        <w:t xml:space="preserve">Performed </w:t>
+      </w:r>
+      <w:r>
+        <w:rPr>
+          <w:b/>
+          <w:bCs/>
+          <w:sz w:val="20"/>
+          <w:szCs w:val="22"/>
+        </w:rPr>
+        <w:t>functional, regression, integration, and UAT testing</w:t>
+      </w:r>
+      <w:r>
+        <w:rPr>
+          <w:sz w:val="20"/>
+          <w:szCs w:val="22"/>
+        </w:rPr>
+        <w:t>, ensuring high product quality and user experience.</w:t>
+      </w:r>
+    </w:p>
+    <w:p>
+      <w:pPr>
+        <w:numPr>
+          <w:ilvl w:val="0"/>
+          <w:numId w:val="3"/>
+        </w:numPr>
+        <w:rPr>
+          <w:sz w:val="20"/>
+          <w:szCs w:val="22"/>
+        </w:rPr>
+      </w:pPr>
+      <w:r>
+        <w:rPr>
+          <w:sz w:val="20"/>
+          <w:szCs w:val="22"/>
+        </w:rPr>
+        <w:t>Mentored team members and ensured test execution aligned with delivery timelines.</w:t>
+      </w:r>
+    </w:p>
+    <w:p>
+      <w:pPr>
+        <w:ind w:left="39"/>
+        <w:rPr>
+          <w:sz w:val="20"/>
+          <w:szCs w:val="22"/>
+        </w:rPr>
+      </w:pPr>
+      <w:r>
+        <w:rPr>
+          <w:sz w:val="20"/>
+          <w:szCs w:val="22"/>
+        </w:rPr>
+        <w:pict w14:anchorId="4917594A">
+          <v:rect id="_x0000_i1067" style="width:0;height:1.5pt" o:hralign="center" o:hrstd="t" o:hr="t" fillcolor="#a0a0a0" stroked="f"/>
+        </w:pict>
+      </w:r>
+    </w:p>
+    <w:p>
+      <w:pPr>
+        <w:ind w:left="39"/>
+        <w:rPr>
+          <w:b/>
+          <w:bCs/>
+          <w:sz w:val="20"/>
+          <w:szCs w:val="22"/>
+        </w:rPr>
+      </w:pPr>
+      <w:r>
+        <w:rPr>
+          <w:b/>
+          <w:bCs/>
+          <w:sz w:val="20"/>
+          <w:szCs w:val="22"/>
+        </w:rPr>
+        <w:t>2. Quick Prism – Visitor Log Management System</w:t>
+      </w:r>
+    </w:p>
+    <w:p>
+      <w:pPr>
+        <w:ind w:left="39"/>
+        <w:rPr>
+          <w:sz w:val="20"/>
+          <w:szCs w:val="22"/>
+        </w:rPr>
+      </w:pPr>
+      <w:r>
+        <w:rPr>
+          <w:b/>
+          <w:bCs/>
+          <w:sz w:val="20"/>
+          <w:szCs w:val="22"/>
+        </w:rPr>
+        <w:t>Role:</w:t>
+      </w:r>
+      <w:r>
+        <w:rPr>
+          <w:sz w:val="20"/>
+          <w:szCs w:val="22"/>
+        </w:rPr>
+        <w:t xml:space="preserve"> Project Lead – Manual &amp; Automation Testing</w:t>
+      </w:r>
+      <w:r>
+        <w:rPr>
+          <w:sz w:val="20"/>
+          <w:szCs w:val="22"/>
+        </w:rPr>
+        <w:br/>
+      </w:r>
+      <w:r>
+        <w:rPr>
+          <w:b/>
+          <w:bCs/>
+          <w:sz w:val="20"/>
+          <w:szCs w:val="22"/>
+        </w:rPr>
+        <w:t>Platforms:</w:t>
+      </w:r>
+      <w:r>
+        <w:rPr>
+          <w:sz w:val="20"/>
+          <w:szCs w:val="22"/>
+        </w:rPr>
+        <w:t xml:space="preserve"> Android, iOS, Web Application</w:t>
+      </w:r>
+    </w:p>
+    <w:p>
+      <w:pPr>
+        <w:numPr>
+          <w:ilvl w:val="0"/>
+          <w:numId w:val="4"/>
+        </w:numPr>
+        <w:rPr>
+          <w:sz w:val="20"/>
+          <w:szCs w:val="22"/>
+        </w:rPr>
+      </w:pPr>
+      <w:r>
+        <w:rPr>
+          <w:sz w:val="20"/>
+          <w:szCs w:val="22"/>
+        </w:rPr>
+        <w:t xml:space="preserve">Led testing for a </w:t>
+      </w:r>
+      <w:r>
+        <w:rPr>
+          <w:b/>
+          <w:bCs/>
+          <w:sz w:val="20"/>
+          <w:szCs w:val="22"/>
+        </w:rPr>
+        <w:t>visitor attendance and logging system</w:t>
+      </w:r>
+      <w:r>
+        <w:rPr>
+          <w:sz w:val="20"/>
+          <w:szCs w:val="22"/>
+        </w:rPr>
+        <w:t xml:space="preserve"> used across offices, schools, shopping malls, and government locations (zoos, monuments, public premises).</w:t>
+      </w:r>
+    </w:p>
+    <w:p>
+      <w:pPr>
+        <w:numPr>
+          <w:ilvl w:val="0"/>
+          <w:numId w:val="4"/>
+        </w:numPr>
+        <w:rPr>
+          <w:sz w:val="20"/>
+          <w:szCs w:val="22"/>
+        </w:rPr>
+      </w:pPr>
+      <w:r>
+        <w:rPr>
+          <w:sz w:val="20"/>
+          <w:szCs w:val="22"/>
+        </w:rPr>
+        <w:t>Validated visitor registration, check-in/check-out, pass generation, reporting, and admin control modules.</w:t>
+      </w:r>
+    </w:p>
+    <w:p>
+      <w:pPr>
+        <w:numPr>
+          <w:ilvl w:val="0"/>
+          <w:numId w:val="4"/>
+        </w:numPr>
+        <w:rPr>
+          <w:sz w:val="20"/>
+          <w:szCs w:val="22"/>
+        </w:rPr>
+      </w:pPr>
+      <w:r>
+        <w:rPr>
+          <w:sz w:val="20"/>
+          <w:szCs w:val="22"/>
+        </w:rPr>
+        <w:t xml:space="preserve">Implemented </w:t>
+      </w:r>
+      <w:r>
+        <w:rPr>
+          <w:b/>
+          <w:bCs/>
+          <w:sz w:val="20"/>
+          <w:szCs w:val="22"/>
+        </w:rPr>
+        <w:t>automation coverage</w:t>
+      </w:r>
+      <w:r>
+        <w:rPr>
+          <w:sz w:val="20"/>
+          <w:szCs w:val="22"/>
+        </w:rPr>
+        <w:t xml:space="preserve"> for critical workflows to improve reliability and reduce manual effort.</w:t>
+      </w:r>
+    </w:p>
+    <w:p>
+      <w:pPr>
+        <w:numPr>
+          <w:ilvl w:val="0"/>
+          <w:numId w:val="4"/>
+        </w:numPr>
+        <w:rPr>
+          <w:sz w:val="20"/>
+          <w:szCs w:val="22"/>
+        </w:rPr>
+      </w:pPr>
+      <w:r>
+        <w:rPr>
+          <w:sz w:val="20"/>
+          <w:szCs w:val="22"/>
+        </w:rPr>
+        <w:t>Ensured system compliance with real-world usage scenarios and high-traffic environments.</w:t>
+      </w:r>
+    </w:p>
+    <w:p>
+      <w:pPr>
+        <w:numPr>
+          <w:ilvl w:val="0"/>
+          <w:numId w:val="4"/>
+        </w:numPr>
+        <w:rPr>
+          <w:sz w:val="20"/>
+          <w:szCs w:val="22"/>
+        </w:rPr>
+      </w:pPr>
+      <w:r>
+        <w:rPr>
+          <w:sz w:val="20"/>
+          <w:szCs w:val="22"/>
+        </w:rPr>
+        <w:t xml:space="preserve">Conducted </w:t>
+      </w:r>
+      <w:r>
+        <w:rPr>
+          <w:b/>
+          <w:bCs/>
+          <w:sz w:val="20"/>
+          <w:szCs w:val="22"/>
+        </w:rPr>
+        <w:t>cross-platform testing</w:t>
+      </w:r>
+      <w:r>
+        <w:rPr>
+          <w:sz w:val="20"/>
+          <w:szCs w:val="22"/>
+        </w:rPr>
+        <w:t xml:space="preserve"> to ensure consistent </w:t>
+      </w:r>
+      <w:proofErr w:type="spellStart"/>
+      <w:r>
+        <w:rPr>
+          <w:sz w:val="20"/>
+          <w:szCs w:val="22"/>
+        </w:rPr>
+        <w:t>behavior</w:t>
+      </w:r>
+      <w:proofErr w:type="spellEnd"/>
+      <w:r>
+        <w:rPr>
+          <w:sz w:val="20"/>
+          <w:szCs w:val="22"/>
+        </w:rPr>
+        <w:t xml:space="preserve"> across mobile and web applications.</w:t>
+      </w:r>
+    </w:p>
+    <w:p>
+      <w:pPr>
+        <w:numPr>
+          <w:ilvl w:val="0"/>
+          <w:numId w:val="4"/>
+        </w:numPr>
+        <w:rPr>
+          <w:sz w:val="20"/>
+          <w:szCs w:val="22"/>
+        </w:rPr>
+      </w:pPr>
+      <w:r>
+        <w:rPr>
+          <w:sz w:val="20"/>
+          <w:szCs w:val="22"/>
+        </w:rPr>
+        <w:t>Actively involved in requirement analysis, defect triaging, and release sign-off.</w:t>
+      </w:r>
+    </w:p>
+    <w:p>
+      <w:pPr>
+        <w:ind w:left="39"/>
+        <w:rPr>
+          <w:sz w:val="20"/>
+          <w:szCs w:val="22"/>
+        </w:rPr>
+      </w:pPr>
+      <w:r>
+        <w:rPr>
+          <w:sz w:val="20"/>
+          <w:szCs w:val="22"/>
+        </w:rPr>
+        <w:pict w14:anchorId="1FC949C5">
+          <v:rect id="_x0000_i1068" style="width:0;height:1.5pt" o:hralign="center" o:hrstd="t" o:hr="t" fillcolor="#a0a0a0" stroked="f"/>
+        </w:pict>
+      </w:r>
+    </w:p>
+    <w:p>
+      <w:pPr>
+        <w:ind w:left="39"/>
+        <w:rPr>
+          <w:b/>
+          <w:bCs/>
+          <w:sz w:val="20"/>
+          <w:szCs w:val="22"/>
+        </w:rPr>
+      </w:pPr>
+      <w:r>
+        <w:rPr>
+          <w:b/>
+          <w:bCs/>
+          <w:sz w:val="20"/>
+          <w:szCs w:val="22"/>
+        </w:rPr>
+        <w:t>3. NAB – National Australia Bank</w:t>
+      </w:r>
+    </w:p>
+    <w:p>
+      <w:pPr>
+        <w:ind w:left="39"/>
+        <w:rPr>
+          <w:sz w:val="20"/>
+          <w:szCs w:val="22"/>
+        </w:rPr>
+      </w:pPr>
+      <w:r>
+        <w:rPr>
+          <w:b/>
+          <w:bCs/>
+          <w:sz w:val="20"/>
+          <w:szCs w:val="22"/>
+        </w:rPr>
+        <w:t>Role:</w:t>
+      </w:r>
+      <w:r>
+        <w:rPr>
+          <w:sz w:val="20"/>
+          <w:szCs w:val="22"/>
+        </w:rPr>
+        <w:t xml:space="preserve"> QA Engineer</w:t>
+      </w:r>
+      <w:r>
+        <w:rPr>
+          <w:sz w:val="20"/>
+          <w:szCs w:val="22"/>
+        </w:rPr>
+        <w:br/>
+      </w:r>
+      <w:r>
+        <w:rPr>
+          <w:b/>
+          <w:bCs/>
+          <w:sz w:val="20"/>
+          <w:szCs w:val="22"/>
+        </w:rPr>
+        <w:t>Domain:</w:t>
+      </w:r>
+      <w:r>
+        <w:rPr>
+          <w:sz w:val="20"/>
+          <w:szCs w:val="22"/>
+        </w:rPr>
+        <w:t xml:space="preserve"> Banking</w:t>
+      </w:r>
+    </w:p>
+    <w:p>
+      <w:pPr>
+        <w:numPr>
+          <w:ilvl w:val="0"/>
+          <w:numId w:val="5"/>
+        </w:numPr>
+        <w:rPr>
+          <w:sz w:val="20"/>
+          <w:szCs w:val="22"/>
+        </w:rPr>
+      </w:pPr>
+      <w:r>
+        <w:rPr>
+          <w:sz w:val="20"/>
+          <w:szCs w:val="22"/>
+        </w:rPr>
+        <w:t>Performed functional and regression testing for banking applications with a focus on data accuracy and reliability.</w:t>
+      </w:r>
+    </w:p>
+    <w:p>
+      <w:pPr>
+        <w:numPr>
+          <w:ilvl w:val="0"/>
+          <w:numId w:val="5"/>
+        </w:numPr>
+        <w:rPr>
+          <w:sz w:val="20"/>
+          <w:szCs w:val="22"/>
+        </w:rPr>
+      </w:pPr>
+      <w:r>
+        <w:rPr>
+          <w:sz w:val="20"/>
+          <w:szCs w:val="22"/>
+        </w:rPr>
+        <w:t>Validated critical banking workflows, including transactions, customer data handling, and system validations.</w:t>
+      </w:r>
+    </w:p>
+    <w:p>
+      <w:pPr>
+        <w:numPr>
+          <w:ilvl w:val="0"/>
+          <w:numId w:val="5"/>
+        </w:numPr>
+        <w:rPr>
+          <w:sz w:val="20"/>
+          <w:szCs w:val="22"/>
+        </w:rPr>
+      </w:pPr>
+      <w:r>
+        <w:rPr>
+          <w:sz w:val="20"/>
+          <w:szCs w:val="22"/>
+        </w:rPr>
+        <w:t>Collaborated with cross-functional teams to identify and resolve defects within strict compliance standards.</w:t>
+      </w:r>
+    </w:p>
+    <w:p>
+      <w:pPr>
+        <w:numPr>
+          <w:ilvl w:val="0"/>
+          <w:numId w:val="5"/>
+        </w:numPr>
+        <w:rPr>
+          <w:sz w:val="20"/>
+          <w:szCs w:val="22"/>
+        </w:rPr>
+      </w:pPr>
+      <w:r>
+        <w:rPr>
+          <w:sz w:val="20"/>
+          <w:szCs w:val="22"/>
+        </w:rPr>
+        <w:t>Ensured adherence to banking domain quality and security requirements.</w:t>
+      </w:r>
+    </w:p>
+    <w:p>
+      <w:pPr>
+        <w:ind w:left="39"/>
+        <w:rPr>
+          <w:sz w:val="20"/>
+          <w:szCs w:val="22"/>
+        </w:rPr>
+      </w:pPr>
+      <w:r>
+        <w:rPr>
+          <w:sz w:val="20"/>
+          <w:szCs w:val="22"/>
+        </w:rPr>
+        <w:pict w14:anchorId="081FD4E6">
+          <v:rect id="_x0000_i1069" style="width:0;height:1.5pt" o:hralign="center" o:hrstd="t" o:hr="t" fillcolor="#a0a0a0" stroked="f"/>
+        </w:pict>
+      </w:r>
+    </w:p>
+    <w:p>
+      <w:pPr>
+        <w:ind w:left="39"/>
+        <w:rPr>
+          <w:b/>
+          <w:bCs/>
+          <w:sz w:val="20"/>
+          <w:szCs w:val="22"/>
+        </w:rPr>
+      </w:pPr>
+      <w:r>
+        <w:rPr>
+          <w:b/>
+          <w:bCs/>
+          <w:sz w:val="20"/>
+          <w:szCs w:val="22"/>
+        </w:rPr>
+        <w:t xml:space="preserve">4. </w:t>
+      </w:r>
+      <w:proofErr w:type="spellStart"/>
+      <w:r>
+        <w:rPr>
+          <w:b/>
+          <w:bCs/>
+          <w:sz w:val="20"/>
+          <w:szCs w:val="22"/>
+        </w:rPr>
+        <w:t>eMist</w:t>
+      </w:r>
+      <w:proofErr w:type="spellEnd"/>
+      <w:r>
+        <w:rPr>
+          <w:b/>
+          <w:bCs/>
+          <w:sz w:val="20"/>
+          <w:szCs w:val="22"/>
+        </w:rPr>
+        <w:t xml:space="preserve"> 2.0 – Fleet &amp; Logistics Management</w:t>
+      </w:r>
+    </w:p>
+    <w:p>
+      <w:pPr>
+        <w:ind w:left="39"/>
+        <w:rPr>
+          <w:sz w:val="20"/>
+          <w:szCs w:val="22"/>
+        </w:rPr>
+      </w:pPr>
+      <w:r>
+        <w:rPr>
+          <w:b/>
+          <w:bCs/>
+          <w:sz w:val="20"/>
+          <w:szCs w:val="22"/>
+        </w:rPr>
+        <w:t>Role:</w:t>
+      </w:r>
+      <w:r>
+        <w:rPr>
+          <w:sz w:val="20"/>
+          <w:szCs w:val="22"/>
+        </w:rPr>
+        <w:t xml:space="preserve"> Team Lead – Automation Testing</w:t>
+      </w:r>
+      <w:r>
+        <w:rPr>
+          <w:sz w:val="20"/>
+          <w:szCs w:val="22"/>
+        </w:rPr>
+        <w:br/>
+      </w:r>
+      <w:r>
+        <w:rPr>
+          <w:b/>
+          <w:bCs/>
+          <w:sz w:val="20"/>
+          <w:szCs w:val="22"/>
+        </w:rPr>
+        <w:t>Platforms:</w:t>
+      </w:r>
+      <w:r>
+        <w:rPr>
+          <w:sz w:val="20"/>
+          <w:szCs w:val="22"/>
+        </w:rPr>
+        <w:t xml:space="preserve"> Web &amp; Mobile Applications</w:t>
+      </w:r>
+    </w:p>
+    <w:p>
+      <w:pPr>
+        <w:numPr>
+          <w:ilvl w:val="0"/>
+          <w:numId w:val="6"/>
+        </w:numPr>
+        <w:rPr>
+          <w:sz w:val="20"/>
+          <w:szCs w:val="22"/>
+        </w:rPr>
+      </w:pPr>
+      <w:r>
+        <w:rPr>
+          <w:sz w:val="20"/>
+          <w:szCs w:val="22"/>
+        </w:rPr>
+        <w:t>Led automation testing efforts for a fleet and logistics management solution related to transportation operations.</w:t>
+      </w:r>
+    </w:p>
+    <w:p>
+      <w:pPr>
+        <w:numPr>
+          <w:ilvl w:val="0"/>
+          <w:numId w:val="6"/>
+        </w:numPr>
+        <w:rPr>
+          <w:sz w:val="20"/>
+          <w:szCs w:val="22"/>
+        </w:rPr>
+      </w:pPr>
+      <w:r>
+        <w:rPr>
+          <w:sz w:val="20"/>
+          <w:szCs w:val="22"/>
+        </w:rPr>
+        <w:t>Designed scalable automation frameworks and optimized regression test suites.</w:t>
+      </w:r>
+    </w:p>
+    <w:p>
+      <w:pPr>
+        <w:numPr>
+          <w:ilvl w:val="0"/>
+          <w:numId w:val="6"/>
+        </w:numPr>
+        <w:rPr>
+          <w:sz w:val="20"/>
+          <w:szCs w:val="22"/>
+        </w:rPr>
+      </w:pPr>
+      <w:r>
+        <w:rPr>
+          <w:sz w:val="20"/>
+          <w:szCs w:val="22"/>
+        </w:rPr>
+        <w:t>Validated fleet operations, vehicle tracking, trip management, and logistics workflows.</w:t>
+      </w:r>
+    </w:p>
+    <w:p>
+      <w:pPr>
+        <w:numPr>
+          <w:ilvl w:val="0"/>
+          <w:numId w:val="6"/>
+        </w:numPr>
+        <w:rPr>
+          <w:sz w:val="20"/>
+          <w:szCs w:val="22"/>
+        </w:rPr>
+      </w:pPr>
+      <w:proofErr w:type="gramStart"/>
+      <w:r>
+        <w:rPr>
+          <w:sz w:val="20"/>
+          <w:szCs w:val="22"/>
+        </w:rPr>
+        <w:t>Managed task distribution,</w:t>
+      </w:r>
+      <w:proofErr w:type="gramEnd"/>
+      <w:r>
+        <w:rPr>
+          <w:sz w:val="20"/>
+          <w:szCs w:val="22"/>
+        </w:rPr>
+        <w:t xml:space="preserve"> reviewed automation code, and guided team members on best practices.</w:t>
+      </w:r>
+    </w:p>
+    <w:p>
+      <w:pPr>
+        <w:numPr>
+          <w:ilvl w:val="0"/>
+          <w:numId w:val="6"/>
+        </w:numPr>
+        <w:rPr>
+          <w:sz w:val="20"/>
+          <w:szCs w:val="22"/>
+        </w:rPr>
+      </w:pPr>
+      <w:r>
+        <w:rPr>
+          <w:sz w:val="20"/>
+          <w:szCs w:val="22"/>
+        </w:rPr>
+        <w:t xml:space="preserve">Ensured smooth CI/CD test execution and </w:t>
+      </w:r>
+      <w:proofErr w:type="gramStart"/>
+      <w:r>
+        <w:rPr>
+          <w:sz w:val="20"/>
+          <w:szCs w:val="22"/>
+        </w:rPr>
+        <w:t>high test</w:t>
+      </w:r>
+      <w:proofErr w:type="gramEnd"/>
+      <w:r>
+        <w:rPr>
+          <w:sz w:val="20"/>
+          <w:szCs w:val="22"/>
+        </w:rPr>
+        <w:t xml:space="preserve"> coverage across releases.</w:t>
+      </w:r>
+    </w:p>
+    <w:p>
+      <w:pPr>
+        <w:ind w:left="39"/>
+        <w:rPr>
+          <w:sz w:val="20"/>
+          <w:szCs w:val="22"/>
+        </w:rPr>
+      </w:pPr>
+      <w:r>
+        <w:rPr>
+          <w:sz w:val="20"/>
+          <w:szCs w:val="22"/>
+        </w:rPr>
+        <w:pict w14:anchorId="48373639">
+          <v:rect id="_x0000_i1070" style="width:0;height:1.5pt" o:hralign="center" o:hrstd="t" o:hr="t" fillcolor="#a0a0a0" stroked="f"/>
+        </w:pict>
+      </w:r>
+    </w:p>
+    <w:p>
+      <w:pPr>
+        <w:ind w:left="39"/>
+        <w:rPr>
+          <w:b/>
+          <w:bCs/>
+          <w:sz w:val="20"/>
+          <w:szCs w:val="22"/>
+        </w:rPr>
+      </w:pPr>
+      <w:r>
+        <w:rPr>
+          <w:b/>
+          <w:bCs/>
+          <w:sz w:val="20"/>
+          <w:szCs w:val="22"/>
+        </w:rPr>
+        <w:t xml:space="preserve">5. </w:t>
+      </w:r>
+      <w:proofErr w:type="spellStart"/>
+      <w:r>
+        <w:rPr>
+          <w:b/>
+          <w:bCs/>
+          <w:sz w:val="20"/>
+          <w:szCs w:val="22"/>
+        </w:rPr>
+        <w:t>eMist</w:t>
+      </w:r>
+      <w:proofErr w:type="spellEnd"/>
+      <w:r>
+        <w:rPr>
+          <w:b/>
+          <w:bCs/>
+          <w:sz w:val="20"/>
+          <w:szCs w:val="22"/>
+        </w:rPr>
+        <w:t xml:space="preserve"> 2.0 – Workshop Management System</w:t>
+      </w:r>
+    </w:p>
+    <w:p>
+      <w:pPr>
+        <w:ind w:left="39"/>
+        <w:rPr>
+          <w:sz w:val="20"/>
+          <w:szCs w:val="22"/>
+        </w:rPr>
+      </w:pPr>
+      <w:r>
+        <w:rPr>
+          <w:b/>
+          <w:bCs/>
+          <w:sz w:val="20"/>
+          <w:szCs w:val="22"/>
+        </w:rPr>
+        <w:t>Role:</w:t>
+      </w:r>
+      <w:r>
+        <w:rPr>
+          <w:sz w:val="20"/>
+          <w:szCs w:val="22"/>
+        </w:rPr>
+        <w:t xml:space="preserve"> Team Lead – Automation Testing</w:t>
+      </w:r>
+      <w:r>
+        <w:rPr>
+          <w:sz w:val="20"/>
+          <w:szCs w:val="22"/>
+        </w:rPr>
+        <w:br/>
+      </w:r>
+      <w:r>
+        <w:rPr>
+          <w:b/>
+          <w:bCs/>
+          <w:sz w:val="20"/>
+          <w:szCs w:val="22"/>
+        </w:rPr>
+        <w:t>Platforms:</w:t>
+      </w:r>
+      <w:r>
+        <w:rPr>
+          <w:sz w:val="20"/>
+          <w:szCs w:val="22"/>
+        </w:rPr>
+        <w:t xml:space="preserve"> Web &amp; Mobile Applications</w:t>
+      </w:r>
+    </w:p>
+    <w:p>
+      <w:pPr>
+        <w:numPr>
+          <w:ilvl w:val="0"/>
+          <w:numId w:val="7"/>
+        </w:numPr>
+        <w:rPr>
+          <w:sz w:val="20"/>
+          <w:szCs w:val="22"/>
+        </w:rPr>
+      </w:pPr>
+      <w:r>
+        <w:rPr>
+          <w:sz w:val="20"/>
+          <w:szCs w:val="22"/>
+        </w:rPr>
+        <w:t>Led automation testing for workshop operations including maintenance, service scheduling, inventory, and reporting.</w:t>
+      </w:r>
+    </w:p>
+    <w:p>
+      <w:pPr>
+        <w:numPr>
+          <w:ilvl w:val="0"/>
+          <w:numId w:val="7"/>
+        </w:numPr>
+        <w:rPr>
+          <w:sz w:val="20"/>
+          <w:szCs w:val="22"/>
+        </w:rPr>
+      </w:pPr>
+      <w:r>
+        <w:rPr>
+          <w:sz w:val="20"/>
+          <w:szCs w:val="22"/>
+        </w:rPr>
+        <w:t>Built robust automated test flows to validate end-to-end workshop processes.</w:t>
+      </w:r>
+    </w:p>
+    <w:p>
+      <w:pPr>
+        <w:numPr>
+          <w:ilvl w:val="0"/>
+          <w:numId w:val="7"/>
+        </w:numPr>
+        <w:rPr>
+          <w:sz w:val="20"/>
+          <w:szCs w:val="22"/>
+        </w:rPr>
+      </w:pPr>
+      <w:r>
+        <w:rPr>
+          <w:sz w:val="20"/>
+          <w:szCs w:val="22"/>
+        </w:rPr>
+        <w:t>Coordinated with development teams to ensure early defect detection and faster turnaround.</w:t>
+      </w:r>
+    </w:p>
+    <w:p>
+      <w:pPr>
+        <w:numPr>
+          <w:ilvl w:val="0"/>
+          <w:numId w:val="7"/>
+        </w:numPr>
+        <w:rPr>
+          <w:sz w:val="20"/>
+          <w:szCs w:val="22"/>
+        </w:rPr>
+      </w:pPr>
+      <w:r>
+        <w:rPr>
+          <w:sz w:val="20"/>
+          <w:szCs w:val="22"/>
+        </w:rPr>
+        <w:t>Improved test stability and reduced manual regression effort significantly.</w:t>
+      </w:r>
+    </w:p>
+    <w:p>
+      <w:pPr>
+        <w:ind w:left="39"/>
+        <w:rPr>
+          <w:sz w:val="20"/>
+          <w:szCs w:val="22"/>
+        </w:rPr>
+      </w:pPr>
+      <w:r>
+        <w:rPr>
+          <w:sz w:val="20"/>
+          <w:szCs w:val="22"/>
+        </w:rPr>
+        <w:pict w14:anchorId="09280B2B">
+          <v:rect id="_x0000_i1071" style="width:0;height:1.5pt" o:hralign="center" o:hrstd="t" o:hr="t" fillcolor="#a0a0a0" stroked="f"/>
+        </w:pict>
+      </w:r>
+    </w:p>
+    <w:p>
+      <w:pPr>
+        <w:ind w:left="39"/>
+        <w:rPr>
+          <w:b/>
+          <w:bCs/>
+          <w:sz w:val="20"/>
+          <w:szCs w:val="22"/>
+        </w:rPr>
+      </w:pPr>
+      <w:r>
+        <w:rPr>
+          <w:b/>
+          <w:bCs/>
+          <w:sz w:val="20"/>
+          <w:szCs w:val="22"/>
+        </w:rPr>
+        <w:t xml:space="preserve">6. </w:t>
+      </w:r>
+      <w:proofErr w:type="spellStart"/>
+      <w:r>
+        <w:rPr>
+          <w:b/>
+          <w:bCs/>
+          <w:sz w:val="20"/>
+          <w:szCs w:val="22"/>
+        </w:rPr>
+        <w:t>eMist</w:t>
+      </w:r>
+      <w:proofErr w:type="spellEnd"/>
+      <w:r>
+        <w:rPr>
+          <w:b/>
+          <w:bCs/>
+          <w:sz w:val="20"/>
+          <w:szCs w:val="22"/>
+        </w:rPr>
+        <w:t xml:space="preserve"> Pro – Fleet &amp; Logistics Platform</w:t>
+      </w:r>
+    </w:p>
+    <w:p>
+      <w:pPr>
+        <w:ind w:left="39"/>
+        <w:rPr>
+          <w:sz w:val="20"/>
+          <w:szCs w:val="22"/>
+        </w:rPr>
+      </w:pPr>
+      <w:r>
+        <w:rPr>
+          <w:b/>
+          <w:bCs/>
+          <w:sz w:val="20"/>
+          <w:szCs w:val="22"/>
+        </w:rPr>
+        <w:t>Role:</w:t>
+      </w:r>
+      <w:r>
+        <w:rPr>
+          <w:sz w:val="20"/>
+          <w:szCs w:val="22"/>
+        </w:rPr>
+        <w:t xml:space="preserve"> Team Lead – Automation Testing</w:t>
+      </w:r>
+      <w:r>
+        <w:rPr>
+          <w:sz w:val="20"/>
+          <w:szCs w:val="22"/>
+        </w:rPr>
+        <w:br/>
+      </w:r>
+      <w:r>
+        <w:rPr>
+          <w:b/>
+          <w:bCs/>
+          <w:sz w:val="20"/>
+          <w:szCs w:val="22"/>
+        </w:rPr>
+        <w:t>Platforms:</w:t>
+      </w:r>
+      <w:r>
+        <w:rPr>
+          <w:sz w:val="20"/>
+          <w:szCs w:val="22"/>
+        </w:rPr>
+        <w:t xml:space="preserve"> Web &amp; Mobile Applications</w:t>
+      </w:r>
+    </w:p>
+    <w:p>
+      <w:pPr>
+        <w:numPr>
+          <w:ilvl w:val="0"/>
+          <w:numId w:val="8"/>
+        </w:numPr>
+        <w:rPr>
+          <w:sz w:val="20"/>
+          <w:szCs w:val="22"/>
+        </w:rPr>
+      </w:pPr>
+      <w:r>
+        <w:rPr>
+          <w:sz w:val="20"/>
+          <w:szCs w:val="22"/>
+        </w:rPr>
+        <w:t xml:space="preserve">Led automation testing for a </w:t>
+      </w:r>
+      <w:r>
+        <w:rPr>
+          <w:b/>
+          <w:bCs/>
+          <w:sz w:val="20"/>
+          <w:szCs w:val="22"/>
+        </w:rPr>
+        <w:t>next-generation fleet and logistics platform</w:t>
+      </w:r>
+      <w:r>
+        <w:rPr>
+          <w:sz w:val="20"/>
+          <w:szCs w:val="22"/>
+        </w:rPr>
+        <w:t xml:space="preserve"> using modern technologies.</w:t>
+      </w:r>
+    </w:p>
+    <w:p>
+      <w:pPr>
+        <w:numPr>
+          <w:ilvl w:val="0"/>
+          <w:numId w:val="8"/>
+        </w:numPr>
+        <w:rPr>
+          <w:sz w:val="20"/>
+          <w:szCs w:val="22"/>
+        </w:rPr>
+      </w:pPr>
+      <w:r>
+        <w:rPr>
+          <w:sz w:val="20"/>
+          <w:szCs w:val="22"/>
+        </w:rPr>
+        <w:t>Implemented advanced automation strategies to handle dynamic UI, role-based access, and complex workflows.</w:t>
+      </w:r>
+    </w:p>
+    <w:p>
+      <w:pPr>
+        <w:numPr>
+          <w:ilvl w:val="0"/>
+          <w:numId w:val="8"/>
+        </w:numPr>
+        <w:rPr>
+          <w:sz w:val="20"/>
+          <w:szCs w:val="22"/>
+        </w:rPr>
+      </w:pPr>
+      <w:r>
+        <w:rPr>
+          <w:sz w:val="20"/>
+          <w:szCs w:val="22"/>
+        </w:rPr>
+        <w:t>Ensured system performance, accuracy, and reliability for large-scale logistics operations.</w:t>
+      </w:r>
+    </w:p>
+    <w:p>
+      <w:pPr>
+        <w:numPr>
+          <w:ilvl w:val="0"/>
+          <w:numId w:val="8"/>
+        </w:numPr>
+        <w:rPr>
+          <w:sz w:val="20"/>
+          <w:szCs w:val="22"/>
+        </w:rPr>
+      </w:pPr>
+      <w:r>
+        <w:rPr>
+          <w:sz w:val="20"/>
+          <w:szCs w:val="22"/>
+        </w:rPr>
+        <w:t>Mentored team members and enforced automation and quality standards across the project.</w:t>
+      </w:r>
+    </w:p>
+    <w:p>
+      <w:pPr>
+        <w:ind w:left="39"/>
+        <w:rPr>
+          <w:sz w:val="20"/>
+          <w:szCs w:val="22"/>
+        </w:rPr>
+      </w:pPr>
+      <w:r>
+        <w:rPr>
+          <w:sz w:val="20"/>
+          <w:szCs w:val="22"/>
+        </w:rPr>
+        <w:pict w14:anchorId="604117A8">
+          <v:rect id="_x0000_i1072" style="width:0;height:1.5pt" o:hralign="center" o:hrstd="t" o:hr="t" fillcolor="#a0a0a0" stroked="f"/>
+        </w:pict>
+      </w:r>
+    </w:p>
+    <w:p>
+      <w:pPr>
+        <w:ind w:left="39"/>
+        <w:rPr>
+          <w:b/>
+          <w:bCs/>
+          <w:sz w:val="20"/>
+          <w:szCs w:val="22"/>
+        </w:rPr>
+      </w:pPr>
+      <w:r>
+        <w:rPr>
+          <w:b/>
+          <w:bCs/>
+          <w:sz w:val="20"/>
+          <w:szCs w:val="22"/>
+        </w:rPr>
+        <w:t xml:space="preserve">7. </w:t>
+      </w:r>
+      <w:proofErr w:type="spellStart"/>
+      <w:r>
+        <w:rPr>
+          <w:b/>
+          <w:bCs/>
+          <w:sz w:val="20"/>
+          <w:szCs w:val="22"/>
+        </w:rPr>
+        <w:t>eMist</w:t>
+      </w:r>
+      <w:proofErr w:type="spellEnd"/>
+      <w:r>
+        <w:rPr>
+          <w:b/>
+          <w:bCs/>
+          <w:sz w:val="20"/>
+          <w:szCs w:val="22"/>
+        </w:rPr>
+        <w:t xml:space="preserve"> Pro – Workshop Management</w:t>
+      </w:r>
+    </w:p>
+    <w:p>
+      <w:pPr>
+        <w:ind w:left="39"/>
+        <w:rPr>
+          <w:sz w:val="20"/>
+          <w:szCs w:val="22"/>
+        </w:rPr>
+      </w:pPr>
+      <w:r>
+        <w:rPr>
+          <w:b/>
+          <w:bCs/>
+          <w:sz w:val="20"/>
+          <w:szCs w:val="22"/>
+        </w:rPr>
+        <w:t>Role:</w:t>
+      </w:r>
+      <w:r>
+        <w:rPr>
+          <w:sz w:val="20"/>
+          <w:szCs w:val="22"/>
+        </w:rPr>
+        <w:t xml:space="preserve"> Team Lead – Automation Testing</w:t>
+      </w:r>
+      <w:r>
+        <w:rPr>
+          <w:sz w:val="20"/>
+          <w:szCs w:val="22"/>
+        </w:rPr>
+        <w:br/>
+      </w:r>
+      <w:r>
+        <w:rPr>
+          <w:b/>
+          <w:bCs/>
+          <w:sz w:val="20"/>
+          <w:szCs w:val="22"/>
+        </w:rPr>
+        <w:t>Platforms:</w:t>
+      </w:r>
+      <w:r>
+        <w:rPr>
+          <w:sz w:val="20"/>
+          <w:szCs w:val="22"/>
+        </w:rPr>
+        <w:t xml:space="preserve"> Web &amp; Mobile Applications</w:t>
+      </w:r>
+    </w:p>
+    <w:p>
+      <w:pPr>
+        <w:numPr>
+          <w:ilvl w:val="0"/>
+          <w:numId w:val="9"/>
+        </w:numPr>
+        <w:rPr>
+          <w:sz w:val="20"/>
+          <w:szCs w:val="22"/>
+        </w:rPr>
+      </w:pPr>
+      <w:r>
+        <w:rPr>
+          <w:sz w:val="20"/>
+          <w:szCs w:val="22"/>
+        </w:rPr>
+        <w:t xml:space="preserve">Led automation initiatives for workshop management modules in the </w:t>
+      </w:r>
+      <w:proofErr w:type="spellStart"/>
+      <w:r>
+        <w:rPr>
+          <w:sz w:val="20"/>
+          <w:szCs w:val="22"/>
+        </w:rPr>
+        <w:t>eMist</w:t>
+      </w:r>
+      <w:proofErr w:type="spellEnd"/>
+      <w:r>
+        <w:rPr>
+          <w:sz w:val="20"/>
+          <w:szCs w:val="22"/>
+        </w:rPr>
+        <w:t xml:space="preserve"> Pro ecosystem.</w:t>
+      </w:r>
+    </w:p>
+    <w:p>
+      <w:pPr>
+        <w:numPr>
+          <w:ilvl w:val="0"/>
+          <w:numId w:val="9"/>
+        </w:numPr>
+        <w:rPr>
+          <w:sz w:val="20"/>
+          <w:szCs w:val="22"/>
+        </w:rPr>
+      </w:pPr>
+      <w:r>
+        <w:rPr>
+          <w:sz w:val="20"/>
+          <w:szCs w:val="22"/>
+        </w:rPr>
+        <w:lastRenderedPageBreak/>
+        <w:t>Validated service lifecycle, job cards, spare parts usage, and reporting features.</w:t>
+      </w:r>
+    </w:p>
+    <w:p>
+      <w:pPr>
+        <w:numPr>
+          <w:ilvl w:val="0"/>
+          <w:numId w:val="9"/>
+        </w:numPr>
+        <w:rPr>
+          <w:sz w:val="20"/>
+          <w:szCs w:val="22"/>
+        </w:rPr>
+      </w:pPr>
+      <w:r>
+        <w:rPr>
+          <w:sz w:val="20"/>
+          <w:szCs w:val="22"/>
+        </w:rPr>
+        <w:t>Strengthened automation framework maintainability and reusability.</w:t>
+      </w:r>
+    </w:p>
+    <w:p>
+      <w:pPr>
+        <w:numPr>
+          <w:ilvl w:val="0"/>
+          <w:numId w:val="9"/>
+        </w:numPr>
+        <w:rPr>
+          <w:sz w:val="20"/>
+          <w:szCs w:val="22"/>
+        </w:rPr>
+      </w:pPr>
+      <w:r>
+        <w:rPr>
+          <w:sz w:val="20"/>
+          <w:szCs w:val="22"/>
+        </w:rPr>
+        <w:t>Played a key role in release planning, quality sign-off, and continuous improvement initiatives.</w:t>
+      </w:r>
+    </w:p>
+    <w:p>
+      <w:pPr>
+        <w:ind w:left="39"/>
+        <w:rPr>
+          <w:sz w:val="20"/>
+          <w:szCs w:val="22"/>
+        </w:rPr>
+      </w:pPr>
+      <w:r>
+        <w:rPr>
+          <w:sz w:val="20"/>
+          <w:szCs w:val="22"/>
+        </w:rPr>
+        <w:pict w14:anchorId="3C357A39">
+          <v:rect id="_x0000_i1073" style="width:0;height:1.5pt" o:hralign="center" o:hrstd="t" o:hr="t" fillcolor="#a0a0a0" stroked="f"/>
+        </w:pict>
+      </w:r>
+    </w:p>
+    <w:p>
+      <w:pPr>
+        <w:ind w:left="39"/>
+        <w:rPr>
+          <w:b/>
+          <w:bCs/>
+          <w:sz w:val="20"/>
+          <w:szCs w:val="22"/>
+        </w:rPr>
+      </w:pPr>
+      <w:r>
+        <w:rPr>
+          <w:b/>
+          <w:bCs/>
+          <w:sz w:val="20"/>
+          <w:szCs w:val="22"/>
+        </w:rPr>
+        <w:t>KEY HIGHLIGHTS</w:t>
+      </w:r>
+    </w:p>
+    <w:p>
+      <w:pPr>
+        <w:numPr>
+          <w:ilvl w:val="0"/>
+          <w:numId w:val="10"/>
+        </w:numPr>
+        <w:rPr>
+          <w:sz w:val="20"/>
+          <w:szCs w:val="22"/>
+        </w:rPr>
+      </w:pPr>
+      <w:r>
+        <w:rPr>
+          <w:b/>
+          <w:bCs/>
+          <w:sz w:val="20"/>
+          <w:szCs w:val="22"/>
+        </w:rPr>
+        <w:t>Roles:</w:t>
+      </w:r>
+      <w:r>
+        <w:rPr>
+          <w:sz w:val="20"/>
+          <w:szCs w:val="22"/>
+        </w:rPr>
+        <w:t xml:space="preserve"> Project Lead | Team Lead | QA Engineer</w:t>
+      </w:r>
+    </w:p>
+    <w:p>
+      <w:pPr>
+        <w:numPr>
+          <w:ilvl w:val="0"/>
+          <w:numId w:val="10"/>
+        </w:numPr>
+        <w:rPr>
+          <w:sz w:val="20"/>
+          <w:szCs w:val="22"/>
+        </w:rPr>
+      </w:pPr>
+      <w:r>
+        <w:rPr>
+          <w:b/>
+          <w:bCs/>
+          <w:sz w:val="20"/>
+          <w:szCs w:val="22"/>
+        </w:rPr>
+        <w:t>Expertise:</w:t>
+      </w:r>
+      <w:r>
+        <w:rPr>
+          <w:sz w:val="20"/>
+          <w:szCs w:val="22"/>
+        </w:rPr>
+        <w:t xml:space="preserve"> Manual Testing, Automation Testing, Framework Design, Test Planning</w:t>
+      </w:r>
+    </w:p>
+    <w:p>
+      <w:pPr>
+        <w:numPr>
+          <w:ilvl w:val="0"/>
+          <w:numId w:val="10"/>
+        </w:numPr>
+        <w:rPr>
+          <w:sz w:val="20"/>
+          <w:szCs w:val="22"/>
+        </w:rPr>
+      </w:pPr>
+      <w:r>
+        <w:rPr>
+          <w:b/>
+          <w:bCs/>
+          <w:sz w:val="20"/>
+          <w:szCs w:val="22"/>
+        </w:rPr>
+        <w:t>Platforms:</w:t>
+      </w:r>
+      <w:r>
+        <w:rPr>
+          <w:sz w:val="20"/>
+          <w:szCs w:val="22"/>
+        </w:rPr>
+        <w:t xml:space="preserve"> Web, Android, iOS</w:t>
+      </w:r>
+    </w:p>
+    <w:p>
+      <w:pPr>
+        <w:numPr>
+          <w:ilvl w:val="0"/>
+          <w:numId w:val="10"/>
+        </w:numPr>
+        <w:rPr>
+          <w:sz w:val="20"/>
+          <w:szCs w:val="22"/>
+        </w:rPr>
+      </w:pPr>
+      <w:r>
+        <w:rPr>
+          <w:b/>
+          <w:bCs/>
+          <w:sz w:val="20"/>
+          <w:szCs w:val="22"/>
+        </w:rPr>
+        <w:t>Domains:</w:t>
+      </w:r>
+      <w:r>
+        <w:rPr>
+          <w:sz w:val="20"/>
+          <w:szCs w:val="22"/>
+        </w:rPr>
+        <w:t xml:space="preserve"> E-Commerce, Visitor Management, Banking, Fleet &amp; Logistics, Workshop Management</w:t>
+      </w:r>
+    </w:p>
+    <w:p>
+      <w:pPr>
+        <w:ind w:left="39"/>
+        <w:rPr>
+          <w:sz w:val="20"/>
+          <w:szCs w:val="22"/>
+          <w:lang w:val="en-US"/>
+        </w:rPr>
+      </w:pPr>
+    </w:p>
+    <w:p>
+      <w:pPr>
         <w:spacing w:after="0" w:line="259" w:lineRule="auto"/>
         <w:ind w:left="389" w:firstLine="0"/>
         <w:rPr>
@@ -1685,6 +3330,602 @@
 <file path=word/numbering.xml><?xml version="1.0" encoding="utf-8"?>
 <w:numbering xmlns:wpc="http://schemas.microsoft.com/office/word/2010/wordprocessingCanvas" xmlns:cx="http://schemas.microsoft.com/office/drawing/2014/chartex" xmlns:cx1="http://schemas.microsoft.com/office/drawing/2015/9/8/chartex" xmlns:cx2="http://schemas.microsoft.com/office/drawing/2015/10/21/chartex" xmlns:cx3="http://schemas.microsoft.com/office/drawing/2016/5/9/chartex" xmlns:cx4="http://schemas.microsoft.com/office/drawing/2016/5/10/chartex" xmlns:cx5="http://schemas.microsoft.com/office/drawing/2016/5/11/chartex" xmlns:cx6="http://schemas.microsoft.com/office/drawing/2016/5/12/chartex" xmlns:cx7="http://schemas.microsoft.com/office/drawing/2016/5/13/chartex" xmlns:cx8="http://schemas.microsoft.com/office/drawing/2016/5/14/chartex" xmlns:mc="http://schemas.openxmlformats.org/markup-compatibility/2006" xmlns:aink="http://schemas.microsoft.com/office/drawing/2016/ink" xmlns:am3d="http://schemas.microsoft.com/office/drawing/2017/model3d" xmlns:o="urn:schemas-microsoft-com:office:office" xmlns:oel="http://schemas.microsoft.com/office/2019/extlst" xmlns:r="http://schemas.openxmlformats.org/officeDocument/2006/relationships" xmlns:m="http://schemas.openxmlformats.org/officeDocument/2006/math" xmlns:v="urn:schemas-microsoft-com:vml" xmlns:wp14="http://schemas.microsoft.com/office/word/2010/wordprocessingDrawing" xmlns:wp="http://schemas.openxmlformats.org/drawingml/2006/wordprocessingDrawing" xmlns:w10="urn:schemas-microsoft-com:office:word" xmlns:w="http://schemas.openxmlformats.org/wordprocessingml/2006/main" xmlns:w14="http://schemas.microsoft.com/office/word/2010/wordml" xmlns:w15="http://schemas.microsoft.com/office/word/2012/wordml" xmlns:w16cex="http://schemas.microsoft.com/office/word/2018/wordml/cex" xmlns:w16cid="http://schemas.microsoft.com/office/word/2016/wordml/cid" xmlns:w16="http://schemas.microsoft.com/office/word/2018/wordml" xmlns:w16du="http://schemas.microsoft.com/office/word/2023/wordml/word16du" xmlns:w16sdtdh="http://schemas.microsoft.com/office/word/2020/wordml/sdtdatahash" xmlns:w16sdtfl="http://schemas.microsoft.com/office/word/2024/wordml/sdtformatlock" xmlns:w16se="http://schemas.microsoft.com/office/word/2015/wordml/symex" xmlns:wpg="http://schemas.microsoft.com/office/word/2010/wordprocessingGroup" xmlns:wpi="http://schemas.microsoft.com/office/word/2010/wordprocessingInk" xmlns:wne="http://schemas.microsoft.com/office/word/2006/wordml" xmlns:wps="http://schemas.microsoft.com/office/word/2010/wordprocessingShape" mc:Ignorable="w14 w15 w16se w16cid w16 w16cex w16sdtdh w16sdtfl w16du wp14">
   <w:abstractNum w:abstractNumId="0" w15:restartNumberingAfterBreak="0">
+    <w:nsid w:val="30D7580D"/>
+    <w:multiLevelType w:val="multilevel"/>
+    <w:tmpl w:val="4F549B8C"/>
+    <w:lvl w:ilvl="0">
+      <w:start w:val="1"/>
+      <w:numFmt w:val="bullet"/>
+      <w:lvlText w:val=""/>
+      <w:lvlJc w:val="left"/>
+      <w:pPr>
+        <w:tabs>
+          <w:tab w:val="num" w:pos="720"/>
+        </w:tabs>
+        <w:ind w:left="720" w:hanging="360"/>
+      </w:pPr>
+      <w:rPr>
+        <w:rFonts w:ascii="Symbol" w:hAnsi="Symbol" w:hint="default"/>
+        <w:sz w:val="20"/>
+      </w:rPr>
+    </w:lvl>
+    <w:lvl w:ilvl="1" w:tentative="1">
+      <w:start w:val="1"/>
+      <w:numFmt w:val="bullet"/>
+      <w:lvlText w:val="o"/>
+      <w:lvlJc w:val="left"/>
+      <w:pPr>
+        <w:tabs>
+          <w:tab w:val="num" w:pos="1440"/>
+        </w:tabs>
+        <w:ind w:left="1440" w:hanging="360"/>
+      </w:pPr>
+      <w:rPr>
+        <w:rFonts w:ascii="Courier New" w:hAnsi="Courier New" w:hint="default"/>
+        <w:sz w:val="20"/>
+      </w:rPr>
+    </w:lvl>
+    <w:lvl w:ilvl="2" w:tentative="1">
+      <w:start w:val="1"/>
+      <w:numFmt w:val="bullet"/>
+      <w:lvlText w:val=""/>
+      <w:lvlJc w:val="left"/>
+      <w:pPr>
+        <w:tabs>
+          <w:tab w:val="num" w:pos="2160"/>
+        </w:tabs>
+        <w:ind w:left="2160" w:hanging="360"/>
+      </w:pPr>
+      <w:rPr>
+        <w:rFonts w:ascii="Wingdings" w:hAnsi="Wingdings" w:hint="default"/>
+        <w:sz w:val="20"/>
+      </w:rPr>
+    </w:lvl>
+    <w:lvl w:ilvl="3" w:tentative="1">
+      <w:start w:val="1"/>
+      <w:numFmt w:val="bullet"/>
+      <w:lvlText w:val=""/>
+      <w:lvlJc w:val="left"/>
+      <w:pPr>
+        <w:tabs>
+          <w:tab w:val="num" w:pos="2880"/>
+        </w:tabs>
+        <w:ind w:left="2880" w:hanging="360"/>
+      </w:pPr>
+      <w:rPr>
+        <w:rFonts w:ascii="Wingdings" w:hAnsi="Wingdings" w:hint="default"/>
+        <w:sz w:val="20"/>
+      </w:rPr>
+    </w:lvl>
+    <w:lvl w:ilvl="4" w:tentative="1">
+      <w:start w:val="1"/>
+      <w:numFmt w:val="bullet"/>
+      <w:lvlText w:val=""/>
+      <w:lvlJc w:val="left"/>
+      <w:pPr>
+        <w:tabs>
+          <w:tab w:val="num" w:pos="3600"/>
+        </w:tabs>
+        <w:ind w:left="3600" w:hanging="360"/>
+      </w:pPr>
+      <w:rPr>
+        <w:rFonts w:ascii="Wingdings" w:hAnsi="Wingdings" w:hint="default"/>
+        <w:sz w:val="20"/>
+      </w:rPr>
+    </w:lvl>
+    <w:lvl w:ilvl="5" w:tentative="1">
+      <w:start w:val="1"/>
+      <w:numFmt w:val="bullet"/>
+      <w:lvlText w:val=""/>
+      <w:lvlJc w:val="left"/>
+      <w:pPr>
+        <w:tabs>
+          <w:tab w:val="num" w:pos="4320"/>
+        </w:tabs>
+        <w:ind w:left="4320" w:hanging="360"/>
+      </w:pPr>
+      <w:rPr>
+        <w:rFonts w:ascii="Wingdings" w:hAnsi="Wingdings" w:hint="default"/>
+        <w:sz w:val="20"/>
+      </w:rPr>
+    </w:lvl>
+    <w:lvl w:ilvl="6" w:tentative="1">
+      <w:start w:val="1"/>
+      <w:numFmt w:val="bullet"/>
+      <w:lvlText w:val=""/>
+      <w:lvlJc w:val="left"/>
+      <w:pPr>
+        <w:tabs>
+          <w:tab w:val="num" w:pos="5040"/>
+        </w:tabs>
+        <w:ind w:left="5040" w:hanging="360"/>
+      </w:pPr>
+      <w:rPr>
+        <w:rFonts w:ascii="Wingdings" w:hAnsi="Wingdings" w:hint="default"/>
+        <w:sz w:val="20"/>
+      </w:rPr>
+    </w:lvl>
+    <w:lvl w:ilvl="7" w:tentative="1">
+      <w:start w:val="1"/>
+      <w:numFmt w:val="bullet"/>
+      <w:lvlText w:val=""/>
+      <w:lvlJc w:val="left"/>
+      <w:pPr>
+        <w:tabs>
+          <w:tab w:val="num" w:pos="5760"/>
+        </w:tabs>
+        <w:ind w:left="5760" w:hanging="360"/>
+      </w:pPr>
+      <w:rPr>
+        <w:rFonts w:ascii="Wingdings" w:hAnsi="Wingdings" w:hint="default"/>
+        <w:sz w:val="20"/>
+      </w:rPr>
+    </w:lvl>
+    <w:lvl w:ilvl="8" w:tentative="1">
+      <w:start w:val="1"/>
+      <w:numFmt w:val="bullet"/>
+      <w:lvlText w:val=""/>
+      <w:lvlJc w:val="left"/>
+      <w:pPr>
+        <w:tabs>
+          <w:tab w:val="num" w:pos="6480"/>
+        </w:tabs>
+        <w:ind w:left="6480" w:hanging="360"/>
+      </w:pPr>
+      <w:rPr>
+        <w:rFonts w:ascii="Wingdings" w:hAnsi="Wingdings" w:hint="default"/>
+        <w:sz w:val="20"/>
+      </w:rPr>
+    </w:lvl>
+  </w:abstractNum>
+  <w:abstractNum w:abstractNumId="1" w15:restartNumberingAfterBreak="0">
+    <w:nsid w:val="31E608E1"/>
+    <w:multiLevelType w:val="multilevel"/>
+    <w:tmpl w:val="B298FD86"/>
+    <w:lvl w:ilvl="0">
+      <w:start w:val="1"/>
+      <w:numFmt w:val="bullet"/>
+      <w:lvlText w:val=""/>
+      <w:lvlJc w:val="left"/>
+      <w:pPr>
+        <w:tabs>
+          <w:tab w:val="num" w:pos="720"/>
+        </w:tabs>
+        <w:ind w:left="720" w:hanging="360"/>
+      </w:pPr>
+      <w:rPr>
+        <w:rFonts w:ascii="Symbol" w:hAnsi="Symbol" w:hint="default"/>
+        <w:sz w:val="20"/>
+      </w:rPr>
+    </w:lvl>
+    <w:lvl w:ilvl="1" w:tentative="1">
+      <w:start w:val="1"/>
+      <w:numFmt w:val="bullet"/>
+      <w:lvlText w:val="o"/>
+      <w:lvlJc w:val="left"/>
+      <w:pPr>
+        <w:tabs>
+          <w:tab w:val="num" w:pos="1440"/>
+        </w:tabs>
+        <w:ind w:left="1440" w:hanging="360"/>
+      </w:pPr>
+      <w:rPr>
+        <w:rFonts w:ascii="Courier New" w:hAnsi="Courier New" w:hint="default"/>
+        <w:sz w:val="20"/>
+      </w:rPr>
+    </w:lvl>
+    <w:lvl w:ilvl="2" w:tentative="1">
+      <w:start w:val="1"/>
+      <w:numFmt w:val="bullet"/>
+      <w:lvlText w:val=""/>
+      <w:lvlJc w:val="left"/>
+      <w:pPr>
+        <w:tabs>
+          <w:tab w:val="num" w:pos="2160"/>
+        </w:tabs>
+        <w:ind w:left="2160" w:hanging="360"/>
+      </w:pPr>
+      <w:rPr>
+        <w:rFonts w:ascii="Wingdings" w:hAnsi="Wingdings" w:hint="default"/>
+        <w:sz w:val="20"/>
+      </w:rPr>
+    </w:lvl>
+    <w:lvl w:ilvl="3" w:tentative="1">
+      <w:start w:val="1"/>
+      <w:numFmt w:val="bullet"/>
+      <w:lvlText w:val=""/>
+      <w:lvlJc w:val="left"/>
+      <w:pPr>
+        <w:tabs>
+          <w:tab w:val="num" w:pos="2880"/>
+        </w:tabs>
+        <w:ind w:left="2880" w:hanging="360"/>
+      </w:pPr>
+      <w:rPr>
+        <w:rFonts w:ascii="Wingdings" w:hAnsi="Wingdings" w:hint="default"/>
+        <w:sz w:val="20"/>
+      </w:rPr>
+    </w:lvl>
+    <w:lvl w:ilvl="4" w:tentative="1">
+      <w:start w:val="1"/>
+      <w:numFmt w:val="bullet"/>
+      <w:lvlText w:val=""/>
+      <w:lvlJc w:val="left"/>
+      <w:pPr>
+        <w:tabs>
+          <w:tab w:val="num" w:pos="3600"/>
+        </w:tabs>
+        <w:ind w:left="3600" w:hanging="360"/>
+      </w:pPr>
+      <w:rPr>
+        <w:rFonts w:ascii="Wingdings" w:hAnsi="Wingdings" w:hint="default"/>
+        <w:sz w:val="20"/>
+      </w:rPr>
+    </w:lvl>
+    <w:lvl w:ilvl="5" w:tentative="1">
+      <w:start w:val="1"/>
+      <w:numFmt w:val="bullet"/>
+      <w:lvlText w:val=""/>
+      <w:lvlJc w:val="left"/>
+      <w:pPr>
+        <w:tabs>
+          <w:tab w:val="num" w:pos="4320"/>
+        </w:tabs>
+        <w:ind w:left="4320" w:hanging="360"/>
+      </w:pPr>
+      <w:rPr>
+        <w:rFonts w:ascii="Wingdings" w:hAnsi="Wingdings" w:hint="default"/>
+        <w:sz w:val="20"/>
+      </w:rPr>
+    </w:lvl>
+    <w:lvl w:ilvl="6" w:tentative="1">
+      <w:start w:val="1"/>
+      <w:numFmt w:val="bullet"/>
+      <w:lvlText w:val=""/>
+      <w:lvlJc w:val="left"/>
+      <w:pPr>
+        <w:tabs>
+          <w:tab w:val="num" w:pos="5040"/>
+        </w:tabs>
+        <w:ind w:left="5040" w:hanging="360"/>
+      </w:pPr>
+      <w:rPr>
+        <w:rFonts w:ascii="Wingdings" w:hAnsi="Wingdings" w:hint="default"/>
+        <w:sz w:val="20"/>
+      </w:rPr>
+    </w:lvl>
+    <w:lvl w:ilvl="7" w:tentative="1">
+      <w:start w:val="1"/>
+      <w:numFmt w:val="bullet"/>
+      <w:lvlText w:val=""/>
+      <w:lvlJc w:val="left"/>
+      <w:pPr>
+        <w:tabs>
+          <w:tab w:val="num" w:pos="5760"/>
+        </w:tabs>
+        <w:ind w:left="5760" w:hanging="360"/>
+      </w:pPr>
+      <w:rPr>
+        <w:rFonts w:ascii="Wingdings" w:hAnsi="Wingdings" w:hint="default"/>
+        <w:sz w:val="20"/>
+      </w:rPr>
+    </w:lvl>
+    <w:lvl w:ilvl="8" w:tentative="1">
+      <w:start w:val="1"/>
+      <w:numFmt w:val="bullet"/>
+      <w:lvlText w:val=""/>
+      <w:lvlJc w:val="left"/>
+      <w:pPr>
+        <w:tabs>
+          <w:tab w:val="num" w:pos="6480"/>
+        </w:tabs>
+        <w:ind w:left="6480" w:hanging="360"/>
+      </w:pPr>
+      <w:rPr>
+        <w:rFonts w:ascii="Wingdings" w:hAnsi="Wingdings" w:hint="default"/>
+        <w:sz w:val="20"/>
+      </w:rPr>
+    </w:lvl>
+  </w:abstractNum>
+  <w:abstractNum w:abstractNumId="2" w15:restartNumberingAfterBreak="0">
+    <w:nsid w:val="31EC5DBF"/>
+    <w:multiLevelType w:val="multilevel"/>
+    <w:tmpl w:val="488A296A"/>
+    <w:lvl w:ilvl="0">
+      <w:start w:val="1"/>
+      <w:numFmt w:val="bullet"/>
+      <w:lvlText w:val=""/>
+      <w:lvlJc w:val="left"/>
+      <w:pPr>
+        <w:tabs>
+          <w:tab w:val="num" w:pos="720"/>
+        </w:tabs>
+        <w:ind w:left="720" w:hanging="360"/>
+      </w:pPr>
+      <w:rPr>
+        <w:rFonts w:ascii="Symbol" w:hAnsi="Symbol" w:hint="default"/>
+        <w:sz w:val="20"/>
+      </w:rPr>
+    </w:lvl>
+    <w:lvl w:ilvl="1" w:tentative="1">
+      <w:start w:val="1"/>
+      <w:numFmt w:val="bullet"/>
+      <w:lvlText w:val="o"/>
+      <w:lvlJc w:val="left"/>
+      <w:pPr>
+        <w:tabs>
+          <w:tab w:val="num" w:pos="1440"/>
+        </w:tabs>
+        <w:ind w:left="1440" w:hanging="360"/>
+      </w:pPr>
+      <w:rPr>
+        <w:rFonts w:ascii="Courier New" w:hAnsi="Courier New" w:hint="default"/>
+        <w:sz w:val="20"/>
+      </w:rPr>
+    </w:lvl>
+    <w:lvl w:ilvl="2" w:tentative="1">
+      <w:start w:val="1"/>
+      <w:numFmt w:val="bullet"/>
+      <w:lvlText w:val=""/>
+      <w:lvlJc w:val="left"/>
+      <w:pPr>
+        <w:tabs>
+          <w:tab w:val="num" w:pos="2160"/>
+        </w:tabs>
+        <w:ind w:left="2160" w:hanging="360"/>
+      </w:pPr>
+      <w:rPr>
+        <w:rFonts w:ascii="Wingdings" w:hAnsi="Wingdings" w:hint="default"/>
+        <w:sz w:val="20"/>
+      </w:rPr>
+    </w:lvl>
+    <w:lvl w:ilvl="3" w:tentative="1">
+      <w:start w:val="1"/>
+      <w:numFmt w:val="bullet"/>
+      <w:lvlText w:val=""/>
+      <w:lvlJc w:val="left"/>
+      <w:pPr>
+        <w:tabs>
+          <w:tab w:val="num" w:pos="2880"/>
+        </w:tabs>
+        <w:ind w:left="2880" w:hanging="360"/>
+      </w:pPr>
+      <w:rPr>
+        <w:rFonts w:ascii="Wingdings" w:hAnsi="Wingdings" w:hint="default"/>
+        <w:sz w:val="20"/>
+      </w:rPr>
+    </w:lvl>
+    <w:lvl w:ilvl="4" w:tentative="1">
+      <w:start w:val="1"/>
+      <w:numFmt w:val="bullet"/>
+      <w:lvlText w:val=""/>
+      <w:lvlJc w:val="left"/>
+      <w:pPr>
+        <w:tabs>
+          <w:tab w:val="num" w:pos="3600"/>
+        </w:tabs>
+        <w:ind w:left="3600" w:hanging="360"/>
+      </w:pPr>
+      <w:rPr>
+        <w:rFonts w:ascii="Wingdings" w:hAnsi="Wingdings" w:hint="default"/>
+        <w:sz w:val="20"/>
+      </w:rPr>
+    </w:lvl>
+    <w:lvl w:ilvl="5" w:tentative="1">
+      <w:start w:val="1"/>
+      <w:numFmt w:val="bullet"/>
+      <w:lvlText w:val=""/>
+      <w:lvlJc w:val="left"/>
+      <w:pPr>
+        <w:tabs>
+          <w:tab w:val="num" w:pos="4320"/>
+        </w:tabs>
+        <w:ind w:left="4320" w:hanging="360"/>
+      </w:pPr>
+      <w:rPr>
+        <w:rFonts w:ascii="Wingdings" w:hAnsi="Wingdings" w:hint="default"/>
+        <w:sz w:val="20"/>
+      </w:rPr>
+    </w:lvl>
+    <w:lvl w:ilvl="6" w:tentative="1">
+      <w:start w:val="1"/>
+      <w:numFmt w:val="bullet"/>
+      <w:lvlText w:val=""/>
+      <w:lvlJc w:val="left"/>
+      <w:pPr>
+        <w:tabs>
+          <w:tab w:val="num" w:pos="5040"/>
+        </w:tabs>
+        <w:ind w:left="5040" w:hanging="360"/>
+      </w:pPr>
+      <w:rPr>
+        <w:rFonts w:ascii="Wingdings" w:hAnsi="Wingdings" w:hint="default"/>
+        <w:sz w:val="20"/>
+      </w:rPr>
+    </w:lvl>
+    <w:lvl w:ilvl="7" w:tentative="1">
+      <w:start w:val="1"/>
+      <w:numFmt w:val="bullet"/>
+      <w:lvlText w:val=""/>
+      <w:lvlJc w:val="left"/>
+      <w:pPr>
+        <w:tabs>
+          <w:tab w:val="num" w:pos="5760"/>
+        </w:tabs>
+        <w:ind w:left="5760" w:hanging="360"/>
+      </w:pPr>
+      <w:rPr>
+        <w:rFonts w:ascii="Wingdings" w:hAnsi="Wingdings" w:hint="default"/>
+        <w:sz w:val="20"/>
+      </w:rPr>
+    </w:lvl>
+    <w:lvl w:ilvl="8" w:tentative="1">
+      <w:start w:val="1"/>
+      <w:numFmt w:val="bullet"/>
+      <w:lvlText w:val=""/>
+      <w:lvlJc w:val="left"/>
+      <w:pPr>
+        <w:tabs>
+          <w:tab w:val="num" w:pos="6480"/>
+        </w:tabs>
+        <w:ind w:left="6480" w:hanging="360"/>
+      </w:pPr>
+      <w:rPr>
+        <w:rFonts w:ascii="Wingdings" w:hAnsi="Wingdings" w:hint="default"/>
+        <w:sz w:val="20"/>
+      </w:rPr>
+    </w:lvl>
+  </w:abstractNum>
+  <w:abstractNum w:abstractNumId="3" w15:restartNumberingAfterBreak="0">
+    <w:nsid w:val="3EBA26EC"/>
+    <w:multiLevelType w:val="multilevel"/>
+    <w:tmpl w:val="BE4C09C8"/>
+    <w:lvl w:ilvl="0">
+      <w:start w:val="1"/>
+      <w:numFmt w:val="bullet"/>
+      <w:lvlText w:val=""/>
+      <w:lvlJc w:val="left"/>
+      <w:pPr>
+        <w:tabs>
+          <w:tab w:val="num" w:pos="720"/>
+        </w:tabs>
+        <w:ind w:left="720" w:hanging="360"/>
+      </w:pPr>
+      <w:rPr>
+        <w:rFonts w:ascii="Symbol" w:hAnsi="Symbol" w:hint="default"/>
+        <w:sz w:val="20"/>
+      </w:rPr>
+    </w:lvl>
+    <w:lvl w:ilvl="1" w:tentative="1">
+      <w:start w:val="1"/>
+      <w:numFmt w:val="bullet"/>
+      <w:lvlText w:val="o"/>
+      <w:lvlJc w:val="left"/>
+      <w:pPr>
+        <w:tabs>
+          <w:tab w:val="num" w:pos="1440"/>
+        </w:tabs>
+        <w:ind w:left="1440" w:hanging="360"/>
+      </w:pPr>
+      <w:rPr>
+        <w:rFonts w:ascii="Courier New" w:hAnsi="Courier New" w:hint="default"/>
+        <w:sz w:val="20"/>
+      </w:rPr>
+    </w:lvl>
+    <w:lvl w:ilvl="2" w:tentative="1">
+      <w:start w:val="1"/>
+      <w:numFmt w:val="bullet"/>
+      <w:lvlText w:val=""/>
+      <w:lvlJc w:val="left"/>
+      <w:pPr>
+        <w:tabs>
+          <w:tab w:val="num" w:pos="2160"/>
+        </w:tabs>
+        <w:ind w:left="2160" w:hanging="360"/>
+      </w:pPr>
+      <w:rPr>
+        <w:rFonts w:ascii="Wingdings" w:hAnsi="Wingdings" w:hint="default"/>
+        <w:sz w:val="20"/>
+      </w:rPr>
+    </w:lvl>
+    <w:lvl w:ilvl="3" w:tentative="1">
+      <w:start w:val="1"/>
+      <w:numFmt w:val="bullet"/>
+      <w:lvlText w:val=""/>
+      <w:lvlJc w:val="left"/>
+      <w:pPr>
+        <w:tabs>
+          <w:tab w:val="num" w:pos="2880"/>
+        </w:tabs>
+        <w:ind w:left="2880" w:hanging="360"/>
+      </w:pPr>
+      <w:rPr>
+        <w:rFonts w:ascii="Wingdings" w:hAnsi="Wingdings" w:hint="default"/>
+        <w:sz w:val="20"/>
+      </w:rPr>
+    </w:lvl>
+    <w:lvl w:ilvl="4" w:tentative="1">
+      <w:start w:val="1"/>
+      <w:numFmt w:val="bullet"/>
+      <w:lvlText w:val=""/>
+      <w:lvlJc w:val="left"/>
+      <w:pPr>
+        <w:tabs>
+          <w:tab w:val="num" w:pos="3600"/>
+        </w:tabs>
+        <w:ind w:left="3600" w:hanging="360"/>
+      </w:pPr>
+      <w:rPr>
+        <w:rFonts w:ascii="Wingdings" w:hAnsi="Wingdings" w:hint="default"/>
+        <w:sz w:val="20"/>
+      </w:rPr>
+    </w:lvl>
+    <w:lvl w:ilvl="5" w:tentative="1">
+      <w:start w:val="1"/>
+      <w:numFmt w:val="bullet"/>
+      <w:lvlText w:val=""/>
+      <w:lvlJc w:val="left"/>
+      <w:pPr>
+        <w:tabs>
+          <w:tab w:val="num" w:pos="4320"/>
+        </w:tabs>
+        <w:ind w:left="4320" w:hanging="360"/>
+      </w:pPr>
+      <w:rPr>
+        <w:rFonts w:ascii="Wingdings" w:hAnsi="Wingdings" w:hint="default"/>
+        <w:sz w:val="20"/>
+      </w:rPr>
+    </w:lvl>
+    <w:lvl w:ilvl="6" w:tentative="1">
+      <w:start w:val="1"/>
+      <w:numFmt w:val="bullet"/>
+      <w:lvlText w:val=""/>
+      <w:lvlJc w:val="left"/>
+      <w:pPr>
+        <w:tabs>
+          <w:tab w:val="num" w:pos="5040"/>
+        </w:tabs>
+        <w:ind w:left="5040" w:hanging="360"/>
+      </w:pPr>
+      <w:rPr>
+        <w:rFonts w:ascii="Wingdings" w:hAnsi="Wingdings" w:hint="default"/>
+        <w:sz w:val="20"/>
+      </w:rPr>
+    </w:lvl>
+    <w:lvl w:ilvl="7" w:tentative="1">
+      <w:start w:val="1"/>
+      <w:numFmt w:val="bullet"/>
+      <w:lvlText w:val=""/>
+      <w:lvlJc w:val="left"/>
+      <w:pPr>
+        <w:tabs>
+          <w:tab w:val="num" w:pos="5760"/>
+        </w:tabs>
+        <w:ind w:left="5760" w:hanging="360"/>
+      </w:pPr>
+      <w:rPr>
+        <w:rFonts w:ascii="Wingdings" w:hAnsi="Wingdings" w:hint="default"/>
+        <w:sz w:val="20"/>
+      </w:rPr>
+    </w:lvl>
+    <w:lvl w:ilvl="8" w:tentative="1">
+      <w:start w:val="1"/>
+      <w:numFmt w:val="bullet"/>
+      <w:lvlText w:val=""/>
+      <w:lvlJc w:val="left"/>
+      <w:pPr>
+        <w:tabs>
+          <w:tab w:val="num" w:pos="6480"/>
+        </w:tabs>
+        <w:ind w:left="6480" w:hanging="360"/>
+      </w:pPr>
+      <w:rPr>
+        <w:rFonts w:ascii="Wingdings" w:hAnsi="Wingdings" w:hint="default"/>
+        <w:sz w:val="20"/>
+      </w:rPr>
+    </w:lvl>
+  </w:abstractNum>
+  <w:abstractNum w:abstractNumId="4" w15:restartNumberingAfterBreak="0">
     <w:nsid w:val="4D4C19E7"/>
     <w:multiLevelType w:val="hybridMultilevel"/>
     <w:tmpl w:val="58508DBE"/>
@@ -1896,7 +4137,305 @@
       </w:rPr>
     </w:lvl>
   </w:abstractNum>
-  <w:abstractNum w:abstractNumId="1" w15:restartNumberingAfterBreak="0">
+  <w:abstractNum w:abstractNumId="5" w15:restartNumberingAfterBreak="0">
+    <w:nsid w:val="60112F6D"/>
+    <w:multiLevelType w:val="multilevel"/>
+    <w:tmpl w:val="524453FC"/>
+    <w:lvl w:ilvl="0">
+      <w:start w:val="1"/>
+      <w:numFmt w:val="bullet"/>
+      <w:lvlText w:val=""/>
+      <w:lvlJc w:val="left"/>
+      <w:pPr>
+        <w:tabs>
+          <w:tab w:val="num" w:pos="720"/>
+        </w:tabs>
+        <w:ind w:left="720" w:hanging="360"/>
+      </w:pPr>
+      <w:rPr>
+        <w:rFonts w:ascii="Symbol" w:hAnsi="Symbol" w:hint="default"/>
+        <w:sz w:val="20"/>
+      </w:rPr>
+    </w:lvl>
+    <w:lvl w:ilvl="1" w:tentative="1">
+      <w:start w:val="1"/>
+      <w:numFmt w:val="bullet"/>
+      <w:lvlText w:val="o"/>
+      <w:lvlJc w:val="left"/>
+      <w:pPr>
+        <w:tabs>
+          <w:tab w:val="num" w:pos="1440"/>
+        </w:tabs>
+        <w:ind w:left="1440" w:hanging="360"/>
+      </w:pPr>
+      <w:rPr>
+        <w:rFonts w:ascii="Courier New" w:hAnsi="Courier New" w:hint="default"/>
+        <w:sz w:val="20"/>
+      </w:rPr>
+    </w:lvl>
+    <w:lvl w:ilvl="2" w:tentative="1">
+      <w:start w:val="1"/>
+      <w:numFmt w:val="bullet"/>
+      <w:lvlText w:val=""/>
+      <w:lvlJc w:val="left"/>
+      <w:pPr>
+        <w:tabs>
+          <w:tab w:val="num" w:pos="2160"/>
+        </w:tabs>
+        <w:ind w:left="2160" w:hanging="360"/>
+      </w:pPr>
+      <w:rPr>
+        <w:rFonts w:ascii="Wingdings" w:hAnsi="Wingdings" w:hint="default"/>
+        <w:sz w:val="20"/>
+      </w:rPr>
+    </w:lvl>
+    <w:lvl w:ilvl="3" w:tentative="1">
+      <w:start w:val="1"/>
+      <w:numFmt w:val="bullet"/>
+      <w:lvlText w:val=""/>
+      <w:lvlJc w:val="left"/>
+      <w:pPr>
+        <w:tabs>
+          <w:tab w:val="num" w:pos="2880"/>
+        </w:tabs>
+        <w:ind w:left="2880" w:hanging="360"/>
+      </w:pPr>
+      <w:rPr>
+        <w:rFonts w:ascii="Wingdings" w:hAnsi="Wingdings" w:hint="default"/>
+        <w:sz w:val="20"/>
+      </w:rPr>
+    </w:lvl>
+    <w:lvl w:ilvl="4" w:tentative="1">
+      <w:start w:val="1"/>
+      <w:numFmt w:val="bullet"/>
+      <w:lvlText w:val=""/>
+      <w:lvlJc w:val="left"/>
+      <w:pPr>
+        <w:tabs>
+          <w:tab w:val="num" w:pos="3600"/>
+        </w:tabs>
+        <w:ind w:left="3600" w:hanging="360"/>
+      </w:pPr>
+      <w:rPr>
+        <w:rFonts w:ascii="Wingdings" w:hAnsi="Wingdings" w:hint="default"/>
+        <w:sz w:val="20"/>
+      </w:rPr>
+    </w:lvl>
+    <w:lvl w:ilvl="5" w:tentative="1">
+      <w:start w:val="1"/>
+      <w:numFmt w:val="bullet"/>
+      <w:lvlText w:val=""/>
+      <w:lvlJc w:val="left"/>
+      <w:pPr>
+        <w:tabs>
+          <w:tab w:val="num" w:pos="4320"/>
+        </w:tabs>
+        <w:ind w:left="4320" w:hanging="360"/>
+      </w:pPr>
+      <w:rPr>
+        <w:rFonts w:ascii="Wingdings" w:hAnsi="Wingdings" w:hint="default"/>
+        <w:sz w:val="20"/>
+      </w:rPr>
+    </w:lvl>
+    <w:lvl w:ilvl="6" w:tentative="1">
+      <w:start w:val="1"/>
+      <w:numFmt w:val="bullet"/>
+      <w:lvlText w:val=""/>
+      <w:lvlJc w:val="left"/>
+      <w:pPr>
+        <w:tabs>
+          <w:tab w:val="num" w:pos="5040"/>
+        </w:tabs>
+        <w:ind w:left="5040" w:hanging="360"/>
+      </w:pPr>
+      <w:rPr>
+        <w:rFonts w:ascii="Wingdings" w:hAnsi="Wingdings" w:hint="default"/>
+        <w:sz w:val="20"/>
+      </w:rPr>
+    </w:lvl>
+    <w:lvl w:ilvl="7" w:tentative="1">
+      <w:start w:val="1"/>
+      <w:numFmt w:val="bullet"/>
+      <w:lvlText w:val=""/>
+      <w:lvlJc w:val="left"/>
+      <w:pPr>
+        <w:tabs>
+          <w:tab w:val="num" w:pos="5760"/>
+        </w:tabs>
+        <w:ind w:left="5760" w:hanging="360"/>
+      </w:pPr>
+      <w:rPr>
+        <w:rFonts w:ascii="Wingdings" w:hAnsi="Wingdings" w:hint="default"/>
+        <w:sz w:val="20"/>
+      </w:rPr>
+    </w:lvl>
+    <w:lvl w:ilvl="8" w:tentative="1">
+      <w:start w:val="1"/>
+      <w:numFmt w:val="bullet"/>
+      <w:lvlText w:val=""/>
+      <w:lvlJc w:val="left"/>
+      <w:pPr>
+        <w:tabs>
+          <w:tab w:val="num" w:pos="6480"/>
+        </w:tabs>
+        <w:ind w:left="6480" w:hanging="360"/>
+      </w:pPr>
+      <w:rPr>
+        <w:rFonts w:ascii="Wingdings" w:hAnsi="Wingdings" w:hint="default"/>
+        <w:sz w:val="20"/>
+      </w:rPr>
+    </w:lvl>
+  </w:abstractNum>
+  <w:abstractNum w:abstractNumId="6" w15:restartNumberingAfterBreak="0">
+    <w:nsid w:val="61610048"/>
+    <w:multiLevelType w:val="multilevel"/>
+    <w:tmpl w:val="D430AC72"/>
+    <w:lvl w:ilvl="0">
+      <w:start w:val="1"/>
+      <w:numFmt w:val="bullet"/>
+      <w:lvlText w:val=""/>
+      <w:lvlJc w:val="left"/>
+      <w:pPr>
+        <w:tabs>
+          <w:tab w:val="num" w:pos="720"/>
+        </w:tabs>
+        <w:ind w:left="720" w:hanging="360"/>
+      </w:pPr>
+      <w:rPr>
+        <w:rFonts w:ascii="Symbol" w:hAnsi="Symbol" w:hint="default"/>
+        <w:sz w:val="20"/>
+      </w:rPr>
+    </w:lvl>
+    <w:lvl w:ilvl="1" w:tentative="1">
+      <w:start w:val="1"/>
+      <w:numFmt w:val="bullet"/>
+      <w:lvlText w:val="o"/>
+      <w:lvlJc w:val="left"/>
+      <w:pPr>
+        <w:tabs>
+          <w:tab w:val="num" w:pos="1440"/>
+        </w:tabs>
+        <w:ind w:left="1440" w:hanging="360"/>
+      </w:pPr>
+      <w:rPr>
+        <w:rFonts w:ascii="Courier New" w:hAnsi="Courier New" w:hint="default"/>
+        <w:sz w:val="20"/>
+      </w:rPr>
+    </w:lvl>
+    <w:lvl w:ilvl="2" w:tentative="1">
+      <w:start w:val="1"/>
+      <w:numFmt w:val="bullet"/>
+      <w:lvlText w:val=""/>
+      <w:lvlJc w:val="left"/>
+      <w:pPr>
+        <w:tabs>
+          <w:tab w:val="num" w:pos="2160"/>
+        </w:tabs>
+        <w:ind w:left="2160" w:hanging="360"/>
+      </w:pPr>
+      <w:rPr>
+        <w:rFonts w:ascii="Wingdings" w:hAnsi="Wingdings" w:hint="default"/>
+        <w:sz w:val="20"/>
+      </w:rPr>
+    </w:lvl>
+    <w:lvl w:ilvl="3" w:tentative="1">
+      <w:start w:val="1"/>
+      <w:numFmt w:val="bullet"/>
+      <w:lvlText w:val=""/>
+      <w:lvlJc w:val="left"/>
+      <w:pPr>
+        <w:tabs>
+          <w:tab w:val="num" w:pos="2880"/>
+        </w:tabs>
+        <w:ind w:left="2880" w:hanging="360"/>
+      </w:pPr>
+      <w:rPr>
+        <w:rFonts w:ascii="Wingdings" w:hAnsi="Wingdings" w:hint="default"/>
+        <w:sz w:val="20"/>
+      </w:rPr>
+    </w:lvl>
+    <w:lvl w:ilvl="4" w:tentative="1">
+      <w:start w:val="1"/>
+      <w:numFmt w:val="bullet"/>
+      <w:lvlText w:val=""/>
+      <w:lvlJc w:val="left"/>
+      <w:pPr>
+        <w:tabs>
+          <w:tab w:val="num" w:pos="3600"/>
+        </w:tabs>
+        <w:ind w:left="3600" w:hanging="360"/>
+      </w:pPr>
+      <w:rPr>
+        <w:rFonts w:ascii="Wingdings" w:hAnsi="Wingdings" w:hint="default"/>
+        <w:sz w:val="20"/>
+      </w:rPr>
+    </w:lvl>
+    <w:lvl w:ilvl="5" w:tentative="1">
+      <w:start w:val="1"/>
+      <w:numFmt w:val="bullet"/>
+      <w:lvlText w:val=""/>
+      <w:lvlJc w:val="left"/>
+      <w:pPr>
+        <w:tabs>
+          <w:tab w:val="num" w:pos="4320"/>
+        </w:tabs>
+        <w:ind w:left="4320" w:hanging="360"/>
+      </w:pPr>
+      <w:rPr>
+        <w:rFonts w:ascii="Wingdings" w:hAnsi="Wingdings" w:hint="default"/>
+        <w:sz w:val="20"/>
+      </w:rPr>
+    </w:lvl>
+    <w:lvl w:ilvl="6" w:tentative="1">
+      <w:start w:val="1"/>
+      <w:numFmt w:val="bullet"/>
+      <w:lvlText w:val=""/>
+      <w:lvlJc w:val="left"/>
+      <w:pPr>
+        <w:tabs>
+          <w:tab w:val="num" w:pos="5040"/>
+        </w:tabs>
+        <w:ind w:left="5040" w:hanging="360"/>
+      </w:pPr>
+      <w:rPr>
+        <w:rFonts w:ascii="Wingdings" w:hAnsi="Wingdings" w:hint="default"/>
+        <w:sz w:val="20"/>
+      </w:rPr>
+    </w:lvl>
+    <w:lvl w:ilvl="7" w:tentative="1">
+      <w:start w:val="1"/>
+      <w:numFmt w:val="bullet"/>
+      <w:lvlText w:val=""/>
+      <w:lvlJc w:val="left"/>
+      <w:pPr>
+        <w:tabs>
+          <w:tab w:val="num" w:pos="5760"/>
+        </w:tabs>
+        <w:ind w:left="5760" w:hanging="360"/>
+      </w:pPr>
+      <w:rPr>
+        <w:rFonts w:ascii="Wingdings" w:hAnsi="Wingdings" w:hint="default"/>
+        <w:sz w:val="20"/>
+      </w:rPr>
+    </w:lvl>
+    <w:lvl w:ilvl="8" w:tentative="1">
+      <w:start w:val="1"/>
+      <w:numFmt w:val="bullet"/>
+      <w:lvlText w:val=""/>
+      <w:lvlJc w:val="left"/>
+      <w:pPr>
+        <w:tabs>
+          <w:tab w:val="num" w:pos="6480"/>
+        </w:tabs>
+        <w:ind w:left="6480" w:hanging="360"/>
+      </w:pPr>
+      <w:rPr>
+        <w:rFonts w:ascii="Wingdings" w:hAnsi="Wingdings" w:hint="default"/>
+        <w:sz w:val="20"/>
+      </w:rPr>
+    </w:lvl>
+  </w:abstractNum>
+  <w:abstractNum w:abstractNumId="7" w15:restartNumberingAfterBreak="0">
     <w:nsid w:val="6363220E"/>
     <w:multiLevelType w:val="hybridMultilevel"/>
     <w:tmpl w:val="3CDE9078"/>
@@ -2108,11 +4647,333 @@
       </w:rPr>
     </w:lvl>
   </w:abstractNum>
+  <w:abstractNum w:abstractNumId="8" w15:restartNumberingAfterBreak="0">
+    <w:nsid w:val="68403AC4"/>
+    <w:multiLevelType w:val="multilevel"/>
+    <w:tmpl w:val="65F6EC56"/>
+    <w:lvl w:ilvl="0">
+      <w:start w:val="1"/>
+      <w:numFmt w:val="bullet"/>
+      <w:lvlText w:val=""/>
+      <w:lvlJc w:val="left"/>
+      <w:pPr>
+        <w:tabs>
+          <w:tab w:val="num" w:pos="720"/>
+        </w:tabs>
+        <w:ind w:left="720" w:hanging="360"/>
+      </w:pPr>
+      <w:rPr>
+        <w:rFonts w:ascii="Symbol" w:hAnsi="Symbol" w:hint="default"/>
+        <w:sz w:val="20"/>
+      </w:rPr>
+    </w:lvl>
+    <w:lvl w:ilvl="1" w:tentative="1">
+      <w:start w:val="1"/>
+      <w:numFmt w:val="bullet"/>
+      <w:lvlText w:val="o"/>
+      <w:lvlJc w:val="left"/>
+      <w:pPr>
+        <w:tabs>
+          <w:tab w:val="num" w:pos="1440"/>
+        </w:tabs>
+        <w:ind w:left="1440" w:hanging="360"/>
+      </w:pPr>
+      <w:rPr>
+        <w:rFonts w:ascii="Courier New" w:hAnsi="Courier New" w:hint="default"/>
+        <w:sz w:val="20"/>
+      </w:rPr>
+    </w:lvl>
+    <w:lvl w:ilvl="2" w:tentative="1">
+      <w:start w:val="1"/>
+      <w:numFmt w:val="bullet"/>
+      <w:lvlText w:val=""/>
+      <w:lvlJc w:val="left"/>
+      <w:pPr>
+        <w:tabs>
+          <w:tab w:val="num" w:pos="2160"/>
+        </w:tabs>
+        <w:ind w:left="2160" w:hanging="360"/>
+      </w:pPr>
+      <w:rPr>
+        <w:rFonts w:ascii="Wingdings" w:hAnsi="Wingdings" w:hint="default"/>
+        <w:sz w:val="20"/>
+      </w:rPr>
+    </w:lvl>
+    <w:lvl w:ilvl="3" w:tentative="1">
+      <w:start w:val="1"/>
+      <w:numFmt w:val="bullet"/>
+      <w:lvlText w:val=""/>
+      <w:lvlJc w:val="left"/>
+      <w:pPr>
+        <w:tabs>
+          <w:tab w:val="num" w:pos="2880"/>
+        </w:tabs>
+        <w:ind w:left="2880" w:hanging="360"/>
+      </w:pPr>
+      <w:rPr>
+        <w:rFonts w:ascii="Wingdings" w:hAnsi="Wingdings" w:hint="default"/>
+        <w:sz w:val="20"/>
+      </w:rPr>
+    </w:lvl>
+    <w:lvl w:ilvl="4" w:tentative="1">
+      <w:start w:val="1"/>
+      <w:numFmt w:val="bullet"/>
+      <w:lvlText w:val=""/>
+      <w:lvlJc w:val="left"/>
+      <w:pPr>
+        <w:tabs>
+          <w:tab w:val="num" w:pos="3600"/>
+        </w:tabs>
+        <w:ind w:left="3600" w:hanging="360"/>
+      </w:pPr>
+      <w:rPr>
+        <w:rFonts w:ascii="Wingdings" w:hAnsi="Wingdings" w:hint="default"/>
+        <w:sz w:val="20"/>
+      </w:rPr>
+    </w:lvl>
+    <w:lvl w:ilvl="5" w:tentative="1">
+      <w:start w:val="1"/>
+      <w:numFmt w:val="bullet"/>
+      <w:lvlText w:val=""/>
+      <w:lvlJc w:val="left"/>
+      <w:pPr>
+        <w:tabs>
+          <w:tab w:val="num" w:pos="4320"/>
+        </w:tabs>
+        <w:ind w:left="4320" w:hanging="360"/>
+      </w:pPr>
+      <w:rPr>
+        <w:rFonts w:ascii="Wingdings" w:hAnsi="Wingdings" w:hint="default"/>
+        <w:sz w:val="20"/>
+      </w:rPr>
+    </w:lvl>
+    <w:lvl w:ilvl="6" w:tentative="1">
+      <w:start w:val="1"/>
+      <w:numFmt w:val="bullet"/>
+      <w:lvlText w:val=""/>
+      <w:lvlJc w:val="left"/>
+      <w:pPr>
+        <w:tabs>
+          <w:tab w:val="num" w:pos="5040"/>
+        </w:tabs>
+        <w:ind w:left="5040" w:hanging="360"/>
+      </w:pPr>
+      <w:rPr>
+        <w:rFonts w:ascii="Wingdings" w:hAnsi="Wingdings" w:hint="default"/>
+        <w:sz w:val="20"/>
+      </w:rPr>
+    </w:lvl>
+    <w:lvl w:ilvl="7" w:tentative="1">
+      <w:start w:val="1"/>
+      <w:numFmt w:val="bullet"/>
+      <w:lvlText w:val=""/>
+      <w:lvlJc w:val="left"/>
+      <w:pPr>
+        <w:tabs>
+          <w:tab w:val="num" w:pos="5760"/>
+        </w:tabs>
+        <w:ind w:left="5760" w:hanging="360"/>
+      </w:pPr>
+      <w:rPr>
+        <w:rFonts w:ascii="Wingdings" w:hAnsi="Wingdings" w:hint="default"/>
+        <w:sz w:val="20"/>
+      </w:rPr>
+    </w:lvl>
+    <w:lvl w:ilvl="8" w:tentative="1">
+      <w:start w:val="1"/>
+      <w:numFmt w:val="bullet"/>
+      <w:lvlText w:val=""/>
+      <w:lvlJc w:val="left"/>
+      <w:pPr>
+        <w:tabs>
+          <w:tab w:val="num" w:pos="6480"/>
+        </w:tabs>
+        <w:ind w:left="6480" w:hanging="360"/>
+      </w:pPr>
+      <w:rPr>
+        <w:rFonts w:ascii="Wingdings" w:hAnsi="Wingdings" w:hint="default"/>
+        <w:sz w:val="20"/>
+      </w:rPr>
+    </w:lvl>
+  </w:abstractNum>
+  <w:abstractNum w:abstractNumId="9" w15:restartNumberingAfterBreak="0">
+    <w:nsid w:val="7F3E337D"/>
+    <w:multiLevelType w:val="multilevel"/>
+    <w:tmpl w:val="EFA05AE8"/>
+    <w:lvl w:ilvl="0">
+      <w:start w:val="1"/>
+      <w:numFmt w:val="bullet"/>
+      <w:lvlText w:val=""/>
+      <w:lvlJc w:val="left"/>
+      <w:pPr>
+        <w:tabs>
+          <w:tab w:val="num" w:pos="720"/>
+        </w:tabs>
+        <w:ind w:left="720" w:hanging="360"/>
+      </w:pPr>
+      <w:rPr>
+        <w:rFonts w:ascii="Symbol" w:hAnsi="Symbol" w:hint="default"/>
+        <w:sz w:val="20"/>
+      </w:rPr>
+    </w:lvl>
+    <w:lvl w:ilvl="1" w:tentative="1">
+      <w:start w:val="1"/>
+      <w:numFmt w:val="bullet"/>
+      <w:lvlText w:val="o"/>
+      <w:lvlJc w:val="left"/>
+      <w:pPr>
+        <w:tabs>
+          <w:tab w:val="num" w:pos="1440"/>
+        </w:tabs>
+        <w:ind w:left="1440" w:hanging="360"/>
+      </w:pPr>
+      <w:rPr>
+        <w:rFonts w:ascii="Courier New" w:hAnsi="Courier New" w:hint="default"/>
+        <w:sz w:val="20"/>
+      </w:rPr>
+    </w:lvl>
+    <w:lvl w:ilvl="2" w:tentative="1">
+      <w:start w:val="1"/>
+      <w:numFmt w:val="bullet"/>
+      <w:lvlText w:val=""/>
+      <w:lvlJc w:val="left"/>
+      <w:pPr>
+        <w:tabs>
+          <w:tab w:val="num" w:pos="2160"/>
+        </w:tabs>
+        <w:ind w:left="2160" w:hanging="360"/>
+      </w:pPr>
+      <w:rPr>
+        <w:rFonts w:ascii="Wingdings" w:hAnsi="Wingdings" w:hint="default"/>
+        <w:sz w:val="20"/>
+      </w:rPr>
+    </w:lvl>
+    <w:lvl w:ilvl="3" w:tentative="1">
+      <w:start w:val="1"/>
+      <w:numFmt w:val="bullet"/>
+      <w:lvlText w:val=""/>
+      <w:lvlJc w:val="left"/>
+      <w:pPr>
+        <w:tabs>
+          <w:tab w:val="num" w:pos="2880"/>
+        </w:tabs>
+        <w:ind w:left="2880" w:hanging="360"/>
+      </w:pPr>
+      <w:rPr>
+        <w:rFonts w:ascii="Wingdings" w:hAnsi="Wingdings" w:hint="default"/>
+        <w:sz w:val="20"/>
+      </w:rPr>
+    </w:lvl>
+    <w:lvl w:ilvl="4" w:tentative="1">
+      <w:start w:val="1"/>
+      <w:numFmt w:val="bullet"/>
+      <w:lvlText w:val=""/>
+      <w:lvlJc w:val="left"/>
+      <w:pPr>
+        <w:tabs>
+          <w:tab w:val="num" w:pos="3600"/>
+        </w:tabs>
+        <w:ind w:left="3600" w:hanging="360"/>
+      </w:pPr>
+      <w:rPr>
+        <w:rFonts w:ascii="Wingdings" w:hAnsi="Wingdings" w:hint="default"/>
+        <w:sz w:val="20"/>
+      </w:rPr>
+    </w:lvl>
+    <w:lvl w:ilvl="5" w:tentative="1">
+      <w:start w:val="1"/>
+      <w:numFmt w:val="bullet"/>
+      <w:lvlText w:val=""/>
+      <w:lvlJc w:val="left"/>
+      <w:pPr>
+        <w:tabs>
+          <w:tab w:val="num" w:pos="4320"/>
+        </w:tabs>
+        <w:ind w:left="4320" w:hanging="360"/>
+      </w:pPr>
+      <w:rPr>
+        <w:rFonts w:ascii="Wingdings" w:hAnsi="Wingdings" w:hint="default"/>
+        <w:sz w:val="20"/>
+      </w:rPr>
+    </w:lvl>
+    <w:lvl w:ilvl="6" w:tentative="1">
+      <w:start w:val="1"/>
+      <w:numFmt w:val="bullet"/>
+      <w:lvlText w:val=""/>
+      <w:lvlJc w:val="left"/>
+      <w:pPr>
+        <w:tabs>
+          <w:tab w:val="num" w:pos="5040"/>
+        </w:tabs>
+        <w:ind w:left="5040" w:hanging="360"/>
+      </w:pPr>
+      <w:rPr>
+        <w:rFonts w:ascii="Wingdings" w:hAnsi="Wingdings" w:hint="default"/>
+        <w:sz w:val="20"/>
+      </w:rPr>
+    </w:lvl>
+    <w:lvl w:ilvl="7" w:tentative="1">
+      <w:start w:val="1"/>
+      <w:numFmt w:val="bullet"/>
+      <w:lvlText w:val=""/>
+      <w:lvlJc w:val="left"/>
+      <w:pPr>
+        <w:tabs>
+          <w:tab w:val="num" w:pos="5760"/>
+        </w:tabs>
+        <w:ind w:left="5760" w:hanging="360"/>
+      </w:pPr>
+      <w:rPr>
+        <w:rFonts w:ascii="Wingdings" w:hAnsi="Wingdings" w:hint="default"/>
+        <w:sz w:val="20"/>
+      </w:rPr>
+    </w:lvl>
+    <w:lvl w:ilvl="8" w:tentative="1">
+      <w:start w:val="1"/>
+      <w:numFmt w:val="bullet"/>
+      <w:lvlText w:val=""/>
+      <w:lvlJc w:val="left"/>
+      <w:pPr>
+        <w:tabs>
+          <w:tab w:val="num" w:pos="6480"/>
+        </w:tabs>
+        <w:ind w:left="6480" w:hanging="360"/>
+      </w:pPr>
+      <w:rPr>
+        <w:rFonts w:ascii="Wingdings" w:hAnsi="Wingdings" w:hint="default"/>
+        <w:sz w:val="20"/>
+      </w:rPr>
+    </w:lvl>
+  </w:abstractNum>
   <w:num w:numId="1" w16cid:durableId="978345166">
+    <w:abstractNumId w:val="4"/>
+  </w:num>
+  <w:num w:numId="2" w16cid:durableId="124351821">
+    <w:abstractNumId w:val="7"/>
+  </w:num>
+  <w:num w:numId="3" w16cid:durableId="1015420127">
+    <w:abstractNumId w:val="3"/>
+  </w:num>
+  <w:num w:numId="4" w16cid:durableId="206797653">
+    <w:abstractNumId w:val="6"/>
+  </w:num>
+  <w:num w:numId="5" w16cid:durableId="681929694">
+    <w:abstractNumId w:val="2"/>
+  </w:num>
+  <w:num w:numId="6" w16cid:durableId="2138449880">
+    <w:abstractNumId w:val="9"/>
+  </w:num>
+  <w:num w:numId="7" w16cid:durableId="1716418875">
     <w:abstractNumId w:val="0"/>
   </w:num>
-  <w:num w:numId="2" w16cid:durableId="124351821">
+  <w:num w:numId="8" w16cid:durableId="1094127952">
     <w:abstractNumId w:val="1"/>
+  </w:num>
+  <w:num w:numId="9" w16cid:durableId="654722281">
+    <w:abstractNumId w:val="8"/>
+  </w:num>
+  <w:num w:numId="10" w16cid:durableId="624852351">
+    <w:abstractNumId w:val="5"/>
   </w:num>
 </w:numbering>
 </file>

--- a/Neeraj_Singh_resume.docx
+++ b/Neeraj_Singh_resume.docx
@@ -576,7 +576,28 @@
           <w:sz w:val="20"/>
           <w:szCs w:val="22"/>
         </w:rPr>
-        <w:t xml:space="preserve">Test Automation: Selenium WebDriver, Appium   </w:t>
+        <w:t>Test Automation: Selenium,</w:t>
+      </w:r>
+      <w:r>
+        <w:rPr>
+          <w:sz w:val="20"/>
+          <w:szCs w:val="22"/>
+        </w:rPr>
+        <w:t xml:space="preserve"> Playwright,</w:t>
+      </w:r>
+      <w:r>
+        <w:rPr>
+          <w:sz w:val="20"/>
+          <w:szCs w:val="22"/>
+        </w:rPr>
+        <w:t xml:space="preserve"> Appium</w:t>
+      </w:r>
+      <w:r>
+        <w:rPr>
+          <w:sz w:val="20"/>
+          <w:szCs w:val="22"/>
+        </w:rPr>
+        <w:t xml:space="preserve">, </w:t>
       </w:r>
     </w:p>
     <w:p>
@@ -623,6 +644,54 @@
           <w:sz w:val="20"/>
           <w:szCs w:val="22"/>
         </w:rPr>
+        <w:t xml:space="preserve"> (</w:t>
+      </w:r>
+      <w:proofErr w:type="spellStart"/>
+      <w:r>
+        <w:rPr>
+          <w:sz w:val="20"/>
+          <w:szCs w:val="22"/>
+        </w:rPr>
+        <w:t>Java+Selenium+TestNG</w:t>
+      </w:r>
+      <w:proofErr w:type="spellEnd"/>
+      <w:r>
+        <w:rPr>
+          <w:sz w:val="20"/>
+          <w:szCs w:val="22"/>
+        </w:rPr>
+        <w:t>), (</w:t>
+      </w:r>
+      <w:proofErr w:type="spellStart"/>
+      <w:r>
+        <w:rPr>
+          <w:sz w:val="20"/>
+          <w:szCs w:val="22"/>
+        </w:rPr>
+        <w:t>Java+Selenium+TestNG+Cucumber</w:t>
+      </w:r>
+      <w:proofErr w:type="spellEnd"/>
+      <w:proofErr w:type="gramStart"/>
+      <w:r>
+        <w:rPr>
+          <w:sz w:val="20"/>
+          <w:szCs w:val="22"/>
+        </w:rPr>
+        <w:t>),  (</w:t>
+      </w:r>
+      <w:proofErr w:type="gramEnd"/>
+      <w:r>
+        <w:rPr>
+          <w:sz w:val="20"/>
+          <w:szCs w:val="22"/>
+        </w:rPr>
+        <w:t>Python+</w:t>
+      </w:r>
+      <w:r>
+        <w:rPr>
+          <w:sz w:val="20"/>
+          <w:szCs w:val="22"/>
+        </w:rPr>
         <w:t xml:space="preserve"> </w:t>
       </w:r>
       <w:proofErr w:type="spellStart"/>
@@ -631,6 +700,13 @@
           <w:sz w:val="20"/>
           <w:szCs w:val="22"/>
         </w:rPr>
+        <w:t>Selenium+</w:t>
+      </w:r>
+      <w:r>
+        <w:rPr>
+          <w:sz w:val="20"/>
+          <w:szCs w:val="22"/>
+        </w:rPr>
         <w:t>Pytest</w:t>
       </w:r>
       <w:proofErr w:type="spellEnd"/>
@@ -639,6 +715,13 @@
           <w:sz w:val="20"/>
           <w:szCs w:val="22"/>
         </w:rPr>
+        <w:t>)</w:t>
+      </w:r>
+      <w:r>
+        <w:rPr>
+          <w:sz w:val="20"/>
+          <w:szCs w:val="22"/>
+        </w:rPr>
         <w:t xml:space="preserve">, </w:t>
       </w:r>
       <w:r>
@@ -646,7 +729,30 @@
           <w:sz w:val="20"/>
           <w:szCs w:val="22"/>
         </w:rPr>
-        <w:t xml:space="preserve">TestNG, Cucumber   </w:t>
+        <w:t>(</w:t>
+      </w:r>
+      <w:proofErr w:type="spellStart"/>
+      <w:r>
+        <w:rPr>
+          <w:sz w:val="20"/>
+          <w:szCs w:val="22"/>
+        </w:rPr>
+        <w:t>Python+Pytest+Playwright</w:t>
+      </w:r>
+      <w:proofErr w:type="spellEnd"/>
+      <w:r>
+        <w:rPr>
+          <w:sz w:val="20"/>
+          <w:szCs w:val="22"/>
+        </w:rPr>
+        <w:t>)</w:t>
+      </w:r>
+      <w:r>
+        <w:rPr>
+          <w:sz w:val="20"/>
+          <w:szCs w:val="22"/>
+        </w:rPr>
+        <w:t xml:space="preserve">, Cucumber   </w:t>
       </w:r>
     </w:p>
     <w:p>
@@ -792,7 +898,21 @@
           <w:sz w:val="20"/>
           <w:szCs w:val="22"/>
         </w:rPr>
-        <w:t xml:space="preserve">Database: MySQL, Neo4j (graphical database)   </w:t>
+        <w:t>Database: MySQL, Neo4j (graphical database)</w:t>
+      </w:r>
+      <w:r>
+        <w:rPr>
+          <w:sz w:val="20"/>
+          <w:szCs w:val="22"/>
+        </w:rPr>
+        <w:t>, MongoDB</w:t>
+      </w:r>
+      <w:r>
+        <w:rPr>
+          <w:sz w:val="20"/>
+          <w:szCs w:val="22"/>
+        </w:rPr>
+        <w:t xml:space="preserve">  </w:t>
       </w:r>
     </w:p>
     <w:p>
@@ -819,7 +939,14 @@
           <w:sz w:val="20"/>
           <w:szCs w:val="22"/>
         </w:rPr>
-        <w:t xml:space="preserve">, </w:t>
+        <w:t>,</w:t>
+      </w:r>
+      <w:r>
+        <w:rPr>
+          <w:sz w:val="20"/>
+          <w:szCs w:val="22"/>
+        </w:rPr>
+        <w:t xml:space="preserve"> </w:t>
       </w:r>
       <w:proofErr w:type="spellStart"/>
       <w:r>
@@ -827,6 +954,29 @@
           <w:sz w:val="20"/>
           <w:szCs w:val="22"/>
         </w:rPr>
+        <w:t>MicroSoft</w:t>
+      </w:r>
+      <w:proofErr w:type="spellEnd"/>
+      <w:r>
+        <w:rPr>
+          <w:sz w:val="20"/>
+          <w:szCs w:val="22"/>
+        </w:rPr>
+        <w:t>,</w:t>
+      </w:r>
+      <w:r>
+        <w:rPr>
+          <w:sz w:val="20"/>
+          <w:szCs w:val="22"/>
+        </w:rPr>
+        <w:t xml:space="preserve"> </w:t>
+      </w:r>
+      <w:proofErr w:type="spellStart"/>
+      <w:r>
+        <w:rPr>
+          <w:sz w:val="20"/>
+          <w:szCs w:val="22"/>
+        </w:rPr>
         <w:t>Souce</w:t>
       </w:r>
       <w:proofErr w:type="spellEnd"/>
@@ -837,37 +987,6 @@
         </w:rPr>
         <w:t xml:space="preserve"> Labs, Browser Stack</w:t>
       </w:r>
-    </w:p>
-    <w:p>
-      <w:pPr>
-        <w:numPr>
-          <w:ilvl w:val="0"/>
-          <w:numId w:val="1"/>
-        </w:numPr>
-        <w:spacing w:after="0"/>
-        <w:ind w:hanging="360"/>
-        <w:rPr>
-          <w:sz w:val="20"/>
-          <w:szCs w:val="22"/>
-        </w:rPr>
-      </w:pPr>
-      <w:r>
-        <w:rPr>
-          <w:sz w:val="20"/>
-          <w:szCs w:val="22"/>
-        </w:rPr>
-        <w:t xml:space="preserve">Performance Testing and Security Testing: JMeter  </w:t>
-      </w:r>
-    </w:p>
-    <w:p>
-      <w:pPr>
-        <w:spacing w:after="0"/>
-        <w:ind w:left="359" w:firstLine="0"/>
-        <w:rPr>
-          <w:sz w:val="20"/>
-          <w:szCs w:val="22"/>
-        </w:rPr>
-      </w:pPr>
     </w:p>
     <w:p>
       <w:pPr>
@@ -1184,7 +1303,37 @@
           <w:sz w:val="20"/>
           <w:szCs w:val="22"/>
         </w:rPr>
-        <w:t>), mobile (Appium +</w:t>
+        <w:t>)</w:t>
+      </w:r>
+      <w:r>
+        <w:rPr>
+          <w:sz w:val="20"/>
+          <w:szCs w:val="22"/>
+        </w:rPr>
+        <w:t xml:space="preserve"> and (Python + Playwright</w:t>
+      </w:r>
+      <w:proofErr w:type="gramStart"/>
+      <w:r>
+        <w:rPr>
+          <w:sz w:val="20"/>
+          <w:szCs w:val="22"/>
+        </w:rPr>
+        <w:t xml:space="preserve">) </w:t>
+      </w:r>
+      <w:r>
+        <w:rPr>
+          <w:sz w:val="20"/>
+          <w:szCs w:val="22"/>
+        </w:rPr>
+        <w:t>,</w:t>
+      </w:r>
+      <w:proofErr w:type="gramEnd"/>
+      <w:r>
+        <w:rPr>
+          <w:sz w:val="20"/>
+          <w:szCs w:val="22"/>
+        </w:rPr>
+        <w:t xml:space="preserve"> mobile (Appium +</w:t>
       </w:r>
       <w:r>
         <w:rPr>
@@ -1811,7 +1960,6 @@
           <w:sz w:val="20"/>
           <w:szCs w:val="22"/>
         </w:rPr>
-        <w:lastRenderedPageBreak/>
         <w:t xml:space="preserve">Developed and maintained </w:t>
       </w:r>
       <w:r>
@@ -1847,6 +1995,7 @@
           <w:sz w:val="20"/>
           <w:szCs w:val="22"/>
         </w:rPr>
+        <w:lastRenderedPageBreak/>
         <w:t>Coordinated with developers, product owners, and stakeholders to clarify requirements and resolve defects.</w:t>
       </w:r>
     </w:p>
@@ -1918,7 +2067,7 @@
           <w:szCs w:val="22"/>
         </w:rPr>
         <w:pict w14:anchorId="4917594A">
-          <v:rect id="_x0000_i1067" style="width:0;height:1.5pt" o:hralign="center" o:hrstd="t" o:hr="t" fillcolor="#a0a0a0" stroked="f"/>
+          <v:rect id="_x0000_i1025" style="width:0;height:1.5pt" o:hralign="center" o:hrstd="t" o:hr="t" fillcolor="#a0a0a0" stroked="f"/>
         </w:pict>
       </w:r>
     </w:p>
@@ -2182,7 +2331,7 @@
           <w:szCs w:val="22"/>
         </w:rPr>
         <w:pict w14:anchorId="1FC949C5">
-          <v:rect id="_x0000_i1068" style="width:0;height:1.5pt" o:hralign="center" o:hrstd="t" o:hr="t" fillcolor="#a0a0a0" stroked="f"/>
+          <v:rect id="_x0000_i1026" style="width:0;height:1.5pt" o:hralign="center" o:hrstd="t" o:hr="t" fillcolor="#a0a0a0" stroked="f"/>
         </w:pict>
       </w:r>
     </w:p>
@@ -2344,7 +2493,7 @@
           <w:szCs w:val="22"/>
         </w:rPr>
         <w:pict w14:anchorId="081FD4E6">
-          <v:rect id="_x0000_i1069" style="width:0;height:1.5pt" o:hralign="center" o:hrstd="t" o:hr="t" fillcolor="#a0a0a0" stroked="f"/>
+          <v:rect id="_x0000_i1027" style="width:0;height:1.5pt" o:hralign="center" o:hrstd="t" o:hr="t" fillcolor="#a0a0a0" stroked="f"/>
         </w:pict>
       </w:r>
     </w:p>
@@ -2504,21 +2653,12 @@
           <w:szCs w:val="22"/>
         </w:rPr>
       </w:pPr>
-      <w:proofErr w:type="gramStart"/>
-      <w:r>
-        <w:rPr>
-          <w:sz w:val="20"/>
-          <w:szCs w:val="22"/>
-        </w:rPr>
-        <w:t>Managed task distribution,</w:t>
-      </w:r>
-      <w:proofErr w:type="gramEnd"/>
-      <w:r>
-        <w:rPr>
-          <w:sz w:val="20"/>
-          <w:szCs w:val="22"/>
-        </w:rPr>
-        <w:t xml:space="preserve"> reviewed automation code, and guided team members on best practices.</w:t>
+      <w:r>
+        <w:rPr>
+          <w:sz w:val="20"/>
+          <w:szCs w:val="22"/>
+        </w:rPr>
+        <w:t>Managed task distribution, reviewed automation code, and guided team members on best practices.</w:t>
       </w:r>
     </w:p>
     <w:p>
@@ -2570,7 +2710,7 @@
           <w:szCs w:val="22"/>
         </w:rPr>
         <w:pict w14:anchorId="48373639">
-          <v:rect id="_x0000_i1070" style="width:0;height:1.5pt" o:hralign="center" o:hrstd="t" o:hr="t" fillcolor="#a0a0a0" stroked="f"/>
+          <v:rect id="_x0000_i1028" style="width:0;height:1.5pt" o:hralign="center" o:hrstd="t" o:hr="t" fillcolor="#a0a0a0" stroked="f"/>
         </w:pict>
       </w:r>
     </w:p>
@@ -2752,7 +2892,7 @@
           <w:szCs w:val="22"/>
         </w:rPr>
         <w:pict w14:anchorId="09280B2B">
-          <v:rect id="_x0000_i1071" style="width:0;height:1.5pt" o:hralign="center" o:hrstd="t" o:hr="t" fillcolor="#a0a0a0" stroked="f"/>
+          <v:rect id="_x0000_i1029" style="width:0;height:1.5pt" o:hralign="center" o:hrstd="t" o:hr="t" fillcolor="#a0a0a0" stroked="f"/>
         </w:pict>
       </w:r>
     </w:p>
@@ -2950,7 +3090,7 @@
           <w:szCs w:val="22"/>
         </w:rPr>
         <w:pict w14:anchorId="604117A8">
-          <v:rect id="_x0000_i1072" style="width:0;height:1.5pt" o:hralign="center" o:hrstd="t" o:hr="t" fillcolor="#a0a0a0" stroked="f"/>
+          <v:rect id="_x0000_i1030" style="width:0;height:1.5pt" o:hralign="center" o:hrstd="t" o:hr="t" fillcolor="#a0a0a0" stroked="f"/>
         </w:pict>
       </w:r>
     </w:p>
@@ -3093,7 +3233,6 @@
           <w:sz w:val="20"/>
           <w:szCs w:val="22"/>
         </w:rPr>
-        <w:lastRenderedPageBreak/>
         <w:t>Validated service lifecycle, job cards, spare parts usage, and reporting features.</w:t>
       </w:r>
     </w:p>
@@ -3113,6 +3252,7 @@
           <w:sz w:val="20"/>
           <w:szCs w:val="22"/>
         </w:rPr>
+        <w:lastRenderedPageBreak/>
         <w:t>Strengthened automation framework maintainability and reusability.</w:t>
       </w:r>
     </w:p>
@@ -3149,7 +3289,7 @@
           <w:szCs w:val="22"/>
         </w:rPr>
         <w:pict w14:anchorId="3C357A39">
-          <v:rect id="_x0000_i1073" style="width:0;height:1.5pt" o:hralign="center" o:hrstd="t" o:hr="t" fillcolor="#a0a0a0" stroked="f"/>
+          <v:rect id="_x0000_i1031" style="width:0;height:1.5pt" o:hralign="center" o:hrstd="t" o:hr="t" fillcolor="#a0a0a0" stroked="f"/>
         </w:pict>
       </w:r>
     </w:p>
@@ -5392,6 +5532,7 @@
   <w:style w:type="character" w:default="1" w:styleId="DefaultParagraphFont">
     <w:name w:val="Default Paragraph Font"/>
     <w:uiPriority w:val="1"/>
+    <w:semiHidden/>
     <w:unhideWhenUsed/>
   </w:style>
   <w:style w:type="table" w:default="1" w:styleId="TableNormal">

--- a/Neeraj_Singh_resume.docx
+++ b/Neeraj_Singh_resume.docx
@@ -644,7 +644,63 @@
           <w:sz w:val="20"/>
           <w:szCs w:val="22"/>
         </w:rPr>
-        <w:t xml:space="preserve"> (</w:t>
+        <w:t xml:space="preserve"> (Java+Selenium+TestNG), (Java+Selenium+TestNG+Cucumber</w:t>
+      </w:r>
+      <w:r>
+        <w:rPr>
+          <w:sz w:val="20"/>
+          <w:szCs w:val="22"/>
+        </w:rPr>
+        <w:t>), (</w:t>
+      </w:r>
+      <w:r>
+        <w:rPr>
+          <w:sz w:val="20"/>
+          <w:szCs w:val="22"/>
+        </w:rPr>
+        <w:t>Python+</w:t>
+      </w:r>
+      <w:r>
+        <w:rPr>
+          <w:sz w:val="20"/>
+          <w:szCs w:val="22"/>
+        </w:rPr>
+        <w:t xml:space="preserve"> </w:t>
+      </w:r>
+      <w:r>
+        <w:rPr>
+          <w:sz w:val="20"/>
+          <w:szCs w:val="22"/>
+        </w:rPr>
+        <w:t>Selenium+</w:t>
+      </w:r>
+      <w:r>
+        <w:rPr>
+          <w:sz w:val="20"/>
+          <w:szCs w:val="22"/>
+        </w:rPr>
+        <w:t>Pytest</w:t>
+      </w:r>
+      <w:r>
+        <w:rPr>
+          <w:sz w:val="20"/>
+          <w:szCs w:val="22"/>
+        </w:rPr>
+        <w:t>)</w:t>
+      </w:r>
+      <w:r>
+        <w:rPr>
+          <w:sz w:val="20"/>
+          <w:szCs w:val="22"/>
+        </w:rPr>
+        <w:t xml:space="preserve">, </w:t>
+      </w:r>
+      <w:r>
+        <w:rPr>
+          <w:sz w:val="20"/>
+          <w:szCs w:val="22"/>
+        </w:rPr>
+        <w:t>(</w:t>
       </w:r>
       <w:proofErr w:type="spellStart"/>
       <w:r>
@@ -652,7 +708,7 @@
           <w:sz w:val="20"/>
           <w:szCs w:val="22"/>
         </w:rPr>
-        <w:t>Java+Selenium+TestNG</w:t>
+        <w:t>Python+Pytest+Playwright</w:t>
       </w:r>
       <w:proofErr w:type="spellEnd"/>
       <w:r>
@@ -660,99 +716,7 @@
           <w:sz w:val="20"/>
           <w:szCs w:val="22"/>
         </w:rPr>
-        <w:t>), (</w:t>
-      </w:r>
-      <w:proofErr w:type="spellStart"/>
-      <w:r>
-        <w:rPr>
-          <w:sz w:val="20"/>
-          <w:szCs w:val="22"/>
-        </w:rPr>
-        <w:t>Java+Selenium+TestNG+Cucumber</w:t>
-      </w:r>
-      <w:proofErr w:type="spellEnd"/>
-      <w:proofErr w:type="gramStart"/>
-      <w:r>
-        <w:rPr>
-          <w:sz w:val="20"/>
-          <w:szCs w:val="22"/>
-        </w:rPr>
-        <w:t>),  (</w:t>
-      </w:r>
-      <w:proofErr w:type="gramEnd"/>
-      <w:r>
-        <w:rPr>
-          <w:sz w:val="20"/>
-          <w:szCs w:val="22"/>
-        </w:rPr>
-        <w:t>Python+</w:t>
-      </w:r>
-      <w:r>
-        <w:rPr>
-          <w:sz w:val="20"/>
-          <w:szCs w:val="22"/>
-        </w:rPr>
-        <w:t xml:space="preserve"> </w:t>
-      </w:r>
-      <w:proofErr w:type="spellStart"/>
-      <w:r>
-        <w:rPr>
-          <w:sz w:val="20"/>
-          <w:szCs w:val="22"/>
-        </w:rPr>
-        <w:t>Selenium+</w:t>
-      </w:r>
-      <w:r>
-        <w:rPr>
-          <w:sz w:val="20"/>
-          <w:szCs w:val="22"/>
-        </w:rPr>
-        <w:t>Pytest</w:t>
-      </w:r>
-      <w:proofErr w:type="spellEnd"/>
-      <w:r>
-        <w:rPr>
-          <w:sz w:val="20"/>
-          <w:szCs w:val="22"/>
-        </w:rPr>
         <w:t>)</w:t>
-      </w:r>
-      <w:r>
-        <w:rPr>
-          <w:sz w:val="20"/>
-          <w:szCs w:val="22"/>
-        </w:rPr>
-        <w:t xml:space="preserve">, </w:t>
-      </w:r>
-      <w:r>
-        <w:rPr>
-          <w:sz w:val="20"/>
-          <w:szCs w:val="22"/>
-        </w:rPr>
-        <w:t>(</w:t>
-      </w:r>
-      <w:proofErr w:type="spellStart"/>
-      <w:r>
-        <w:rPr>
-          <w:sz w:val="20"/>
-          <w:szCs w:val="22"/>
-        </w:rPr>
-        <w:t>Python+Pytest+Playwright</w:t>
-      </w:r>
-      <w:proofErr w:type="spellEnd"/>
-      <w:r>
-        <w:rPr>
-          <w:sz w:val="20"/>
-          <w:szCs w:val="22"/>
-        </w:rPr>
-        <w:t>)</w:t>
-      </w:r>
-      <w:r>
-        <w:rPr>
-          <w:sz w:val="20"/>
-          <w:szCs w:val="22"/>
-        </w:rPr>
-        <w:t xml:space="preserve">, Cucumber   </w:t>
       </w:r>
     </w:p>
     <w:p>
@@ -799,14 +763,14 @@
           <w:sz w:val="20"/>
           <w:szCs w:val="22"/>
         </w:rPr>
-        <w:t>Version Control: Git, GitHub</w:t>
-      </w:r>
-      <w:r>
-        <w:rPr>
-          <w:sz w:val="20"/>
-          <w:szCs w:val="22"/>
-        </w:rPr>
-        <w:t>, GitLab</w:t>
+        <w:t>Version Control: Git,</w:t>
+      </w:r>
+      <w:r>
+        <w:rPr>
+          <w:sz w:val="20"/>
+          <w:szCs w:val="22"/>
+        </w:rPr>
+        <w:t xml:space="preserve"> GitLab</w:t>
       </w:r>
       <w:r>
         <w:rPr>
@@ -2584,6 +2548,13 @@
         </w:rPr>
         <w:t xml:space="preserve"> Web &amp; Mobile Applications</w:t>
       </w:r>
+      <w:r>
+        <w:rPr>
+          <w:sz w:val="20"/>
+          <w:szCs w:val="22"/>
+        </w:rPr>
+        <w:t xml:space="preserve"> with National payment gateway system</w:t>
+      </w:r>
     </w:p>
     <w:p>
       <w:pPr>
@@ -2639,7 +2610,21 @@
           <w:sz w:val="20"/>
           <w:szCs w:val="22"/>
         </w:rPr>
-        <w:t>Validated fleet operations, vehicle tracking, trip management, and logistics workflows.</w:t>
+        <w:t>Validated fleet operations, vehicle tracking, trip management,</w:t>
+      </w:r>
+      <w:r>
+        <w:rPr>
+          <w:sz w:val="20"/>
+          <w:szCs w:val="22"/>
+        </w:rPr>
+        <w:t xml:space="preserve"> payment gate way and visa card payment gateway</w:t>
+      </w:r>
+      <w:r>
+        <w:rPr>
+          <w:sz w:val="20"/>
+          <w:szCs w:val="22"/>
+        </w:rPr>
+        <w:t>.</w:t>
       </w:r>
     </w:p>
     <w:p>
@@ -2679,15 +2664,13 @@
         </w:rPr>
         <w:t xml:space="preserve">Ensured smooth CI/CD test execution and </w:t>
       </w:r>
-      <w:proofErr w:type="gramStart"/>
-      <w:r>
-        <w:rPr>
-          <w:sz w:val="20"/>
-          <w:szCs w:val="22"/>
-        </w:rPr>
-        <w:t>high test</w:t>
-      </w:r>
-      <w:proofErr w:type="gramEnd"/>
+      <w:r>
+        <w:rPr>
+          <w:sz w:val="20"/>
+          <w:szCs w:val="22"/>
+        </w:rPr>
+        <w:t>high-test</w:t>
+      </w:r>
       <w:r>
         <w:rPr>
           <w:sz w:val="20"/>
@@ -2800,6 +2783,20 @@
           <w:szCs w:val="22"/>
         </w:rPr>
         <w:t xml:space="preserve"> Web &amp; Mobile Applications</w:t>
+      </w:r>
+      <w:r>
+        <w:rPr>
+          <w:sz w:val="20"/>
+          <w:szCs w:val="22"/>
+        </w:rPr>
+        <w:t xml:space="preserve"> </w:t>
+      </w:r>
+      <w:r>
+        <w:rPr>
+          <w:sz w:val="20"/>
+          <w:szCs w:val="22"/>
+        </w:rPr>
+        <w:t>with National payment gateway system</w:t>
       </w:r>
     </w:p>
     <w:p>
@@ -3368,6 +3365,13 @@
         </w:rPr>
         <w:t xml:space="preserve"> Manual Testing, Automation Testing, Framework Design, Test Planning</w:t>
       </w:r>
+      <w:r>
+        <w:rPr>
+          <w:sz w:val="20"/>
+          <w:szCs w:val="22"/>
+        </w:rPr>
+        <w:t>, Payment gateway testing</w:t>
+      </w:r>
     </w:p>
     <w:p>
       <w:pPr>
@@ -3423,6 +3427,13 @@
           <w:szCs w:val="22"/>
         </w:rPr>
         <w:t xml:space="preserve"> E-Commerce, Visitor Management, Banking, Fleet &amp; Logistics, Workshop Management</w:t>
+      </w:r>
+      <w:r>
+        <w:rPr>
+          <w:sz w:val="20"/>
+          <w:szCs w:val="22"/>
+        </w:rPr>
+        <w:t xml:space="preserve"> and payment gateway.</w:t>
       </w:r>
     </w:p>
     <w:p>
